--- a/Speaking.docx
+++ b/Speaking.docx
@@ -36,7 +36,15 @@
           <w:rFonts w:hint="default"/>
           <w:lang w:val="en-US"/>
         </w:rPr>
-        <w:t xml:space="preserve">-&gt; S + be + still + a long way off </w:t>
+        <w:t xml:space="preserve">-&gt; S + be + still + </w:t>
+      </w:r>
+      <w:r>
+        <w:rPr>
+          <w:rFonts w:hint="default"/>
+          <w:color w:val="FF0000"/>
+          <w:lang w:val="en-US"/>
+        </w:rPr>
+        <w:t xml:space="preserve">a long way off </w:t>
       </w:r>
       <w:r>
         <w:rPr>
@@ -44,17 +52,220 @@
           <w:lang w:val="en-US"/>
         </w:rPr>
         <w:tab/>
-        <w:t xml:space="preserve">(Winter is still a </w:t>
+        <w:t>(Winter is still a long way off)</w:t>
+      </w:r>
+    </w:p>
+    <w:p>
+      <w:pPr>
+        <w:numPr>
+          <w:numId w:val="0"/>
+        </w:numPr>
+        <w:rPr>
+          <w:rFonts w:hint="default"/>
+          <w:lang w:val="en-US"/>
+        </w:rPr>
+      </w:pPr>
+      <w:r>
+        <w:rPr>
+          <w:rFonts w:hint="default"/>
+          <w:lang w:val="en-US"/>
+        </w:rPr>
+        <w:t xml:space="preserve">-&gt; S + be + still + </w:t>
+      </w:r>
+      <w:r>
+        <w:rPr>
+          <w:rFonts w:hint="default"/>
+          <w:color w:val="FF0000"/>
+          <w:lang w:val="en-US"/>
+        </w:rPr>
+        <w:t>far away</w:t>
+      </w:r>
+      <w:r>
+        <w:rPr>
+          <w:rFonts w:hint="default"/>
+          <w:color w:val="FF0000"/>
+          <w:lang w:val="en-US"/>
+        </w:rPr>
+        <w:tab/>
+      </w:r>
+      <w:r>
+        <w:rPr>
+          <w:rFonts w:hint="default"/>
+          <w:lang w:val="en-US"/>
+        </w:rPr>
+        <w:tab/>
+        <w:t>(Winter is still far away)</w:t>
+      </w:r>
+    </w:p>
+    <w:p>
+      <w:pPr>
+        <w:numPr>
+          <w:numId w:val="0"/>
+        </w:numPr>
+        <w:pBdr>
+          <w:bottom w:val="single" w:color="auto" w:sz="4" w:space="0"/>
+        </w:pBdr>
+        <w:rPr>
+          <w:rFonts w:hint="default"/>
+          <w:lang w:val="en-US"/>
+        </w:rPr>
+      </w:pPr>
+    </w:p>
+    <w:p>
+      <w:pPr>
+        <w:numPr>
+          <w:numId w:val="0"/>
+        </w:numPr>
+        <w:rPr>
+          <w:rFonts w:hint="default"/>
+          <w:lang w:val="en-US"/>
+        </w:rPr>
+      </w:pPr>
+    </w:p>
+    <w:p>
+      <w:pPr>
+        <w:numPr>
+          <w:numId w:val="0"/>
+        </w:numPr>
+        <w:rPr>
+          <w:rFonts w:hint="default"/>
+          <w:lang w:val="en-US"/>
+        </w:rPr>
+      </w:pPr>
+      <w:r>
+        <w:rPr>
+          <w:rFonts w:hint="default"/>
+          <w:lang w:val="en-US"/>
+        </w:rPr>
+        <w:t>- Monetary idioms:</w:t>
+      </w:r>
+    </w:p>
+    <w:p>
+      <w:pPr>
+        <w:numPr>
+          <w:ilvl w:val="0"/>
+          <w:numId w:val="1"/>
+        </w:numPr>
+        <w:ind w:left="0" w:leftChars="0" w:firstLine="0" w:firstLineChars="0"/>
+        <w:rPr>
+          <w:rFonts w:hint="default"/>
+          <w:lang w:val="en-US"/>
+        </w:rPr>
+      </w:pPr>
+      <w:r>
+        <w:rPr>
+          <w:rFonts w:hint="default"/>
+          <w:lang w:val="en-US"/>
+        </w:rPr>
+        <w:t>Cost an arm and a leg</w:t>
+      </w:r>
+    </w:p>
+    <w:p>
+      <w:pPr>
+        <w:numPr>
+          <w:ilvl w:val="0"/>
+          <w:numId w:val="1"/>
+        </w:numPr>
+        <w:ind w:left="0" w:leftChars="0" w:firstLine="0" w:firstLineChars="0"/>
+        <w:rPr>
+          <w:rFonts w:hint="default"/>
+          <w:lang w:val="en-US"/>
+        </w:rPr>
+      </w:pPr>
+      <w:r>
+        <w:rPr>
+          <w:rFonts w:hint="default"/>
+          <w:lang w:val="en-US"/>
+        </w:rPr>
+        <w:t>Save for a rainy day</w:t>
+      </w:r>
+    </w:p>
+    <w:p>
+      <w:pPr>
+        <w:numPr>
+          <w:ilvl w:val="0"/>
+          <w:numId w:val="1"/>
+        </w:numPr>
+        <w:ind w:left="0" w:leftChars="0" w:firstLine="0" w:firstLineChars="0"/>
+        <w:rPr>
+          <w:rFonts w:hint="default"/>
+          <w:lang w:val="en-US"/>
+        </w:rPr>
+      </w:pPr>
+      <w:r>
+        <w:rPr>
+          <w:rFonts w:hint="default"/>
+          <w:lang w:val="en-US"/>
+        </w:rPr>
+        <w:t>Money talks</w:t>
+      </w:r>
+    </w:p>
+    <w:p>
+      <w:pPr>
+        <w:numPr>
+          <w:numId w:val="0"/>
+        </w:numPr>
+        <w:pBdr>
+          <w:bottom w:val="single" w:color="auto" w:sz="4" w:space="0"/>
+        </w:pBdr>
+        <w:rPr>
+          <w:rFonts w:hint="default"/>
+          <w:lang w:val="en-US"/>
+        </w:rPr>
+      </w:pPr>
+    </w:p>
+    <w:p>
+      <w:pPr>
+        <w:numPr>
+          <w:numId w:val="0"/>
+        </w:numPr>
+        <w:rPr>
+          <w:rFonts w:hint="default"/>
+          <w:lang w:val="en-US"/>
+        </w:rPr>
+      </w:pPr>
+    </w:p>
+    <w:p>
+      <w:pPr>
+        <w:numPr>
+          <w:ilvl w:val="0"/>
+          <w:numId w:val="1"/>
+        </w:numPr>
+        <w:ind w:left="0" w:leftChars="0" w:firstLine="0" w:firstLineChars="0"/>
+        <w:rPr>
+          <w:rFonts w:hint="default"/>
+          <w:lang w:val="en-US"/>
+        </w:rPr>
+      </w:pPr>
+      <w:r>
+        <w:rPr>
+          <w:rFonts w:hint="default"/>
+          <w:lang w:val="en-US"/>
+        </w:rPr>
+        <w:t>Could you carry them up to my room?</w:t>
+      </w:r>
+    </w:p>
+    <w:p>
+      <w:pPr>
+        <w:numPr>
+          <w:ilvl w:val="0"/>
+          <w:numId w:val="1"/>
+        </w:numPr>
+        <w:ind w:left="0" w:leftChars="0" w:firstLine="0" w:firstLineChars="0"/>
+        <w:rPr>
+          <w:rFonts w:hint="default"/>
+          <w:lang w:val="en-US"/>
+        </w:rPr>
+      </w:pPr>
+      <w:r>
+        <w:rPr>
+          <w:rFonts w:hint="default"/>
+          <w:lang w:val="en-US"/>
+        </w:rPr>
+        <w:t>That’s all for now</w:t>
       </w:r>
       <w:bookmarkStart w:id="0" w:name="_GoBack"/>
       <w:bookmarkEnd w:id="0"/>
-      <w:r>
-        <w:rPr>
-          <w:rFonts w:hint="default"/>
-          <w:lang w:val="en-US"/>
-        </w:rPr>
-        <w:t>long way off)</w:t>
-      </w:r>
     </w:p>
     <w:p>
       <w:pPr>
@@ -66,48 +277,12 @@
           <w:lang w:val="en-US"/>
         </w:rPr>
       </w:pPr>
-      <w:r>
-        <w:rPr>
-          <w:rFonts w:hint="default"/>
-          <w:lang w:val="en-US"/>
-        </w:rPr>
-        <w:t>-&gt; S + be + still + far away</w:t>
-      </w:r>
-      <w:r>
-        <w:rPr>
-          <w:rFonts w:hint="default"/>
-          <w:lang w:val="en-US"/>
-        </w:rPr>
-        <w:tab/>
-        <w:t/>
-      </w:r>
-      <w:r>
-        <w:rPr>
-          <w:rFonts w:hint="default"/>
-          <w:lang w:val="en-US"/>
-        </w:rPr>
-        <w:tab/>
-        <w:t>(Winter is still far away)</w:t>
-      </w:r>
     </w:p>
     <w:p>
       <w:pPr>
         <w:numPr>
           <w:numId w:val="0"/>
         </w:numPr>
-        <w:rPr>
-          <w:rFonts w:hint="default"/>
-          <w:lang w:val="en-US"/>
-        </w:rPr>
-      </w:pPr>
-    </w:p>
-    <w:p>
-      <w:pPr>
-        <w:numPr>
-          <w:ilvl w:val="0"/>
-          <w:numId w:val="1"/>
-        </w:numPr>
-        <w:ind w:left="0" w:leftChars="0" w:firstLine="0" w:firstLineChars="0"/>
         <w:rPr>
           <w:rFonts w:hint="default"/>
           <w:lang w:val="en-US"/>

--- a/Speaking.docx
+++ b/Speaking.docx
@@ -264,6 +264,84 @@
         </w:rPr>
         <w:t>That’s all for now</w:t>
       </w:r>
+    </w:p>
+    <w:p>
+      <w:pPr>
+        <w:numPr>
+          <w:numId w:val="0"/>
+        </w:numPr>
+        <w:pBdr>
+          <w:bottom w:val="single" w:color="auto" w:sz="4" w:space="0"/>
+        </w:pBdr>
+        <w:rPr>
+          <w:rFonts w:hint="default"/>
+          <w:lang w:val="en-US"/>
+        </w:rPr>
+      </w:pPr>
+    </w:p>
+    <w:p>
+      <w:pPr>
+        <w:numPr>
+          <w:numId w:val="0"/>
+        </w:numPr>
+        <w:rPr>
+          <w:rFonts w:hint="default"/>
+          <w:lang w:val="en-US"/>
+        </w:rPr>
+      </w:pPr>
+    </w:p>
+    <w:p>
+      <w:pPr>
+        <w:numPr>
+          <w:ilvl w:val="0"/>
+          <w:numId w:val="1"/>
+        </w:numPr>
+        <w:ind w:left="0" w:leftChars="0" w:firstLine="0" w:firstLineChars="0"/>
+        <w:rPr>
+          <w:rFonts w:hint="default"/>
+          <w:lang w:val="en-US"/>
+        </w:rPr>
+      </w:pPr>
+      <w:r>
+        <w:rPr>
+          <w:rFonts w:hint="default"/>
+          <w:lang w:val="en-US"/>
+        </w:rPr>
+        <w:t>You may catch my cold</w:t>
+      </w:r>
+    </w:p>
+    <w:p>
+      <w:pPr>
+        <w:numPr>
+          <w:ilvl w:val="0"/>
+          <w:numId w:val="1"/>
+        </w:numPr>
+        <w:ind w:left="0" w:leftChars="0" w:firstLine="0" w:firstLineChars="0"/>
+        <w:rPr>
+          <w:rFonts w:hint="default"/>
+          <w:lang w:val="en-US"/>
+        </w:rPr>
+      </w:pPr>
+      <w:r>
+        <w:rPr>
+          <w:rFonts w:hint="default"/>
+          <w:lang w:val="en-US"/>
+        </w:rPr>
+        <w:t>I am wide awake</w:t>
+      </w:r>
+    </w:p>
+    <w:p>
+      <w:pPr>
+        <w:numPr>
+          <w:ilvl w:val="0"/>
+          <w:numId w:val="1"/>
+        </w:numPr>
+        <w:ind w:left="0" w:leftChars="0" w:firstLine="0" w:firstLineChars="0"/>
+        <w:rPr>
+          <w:rFonts w:hint="default"/>
+          <w:lang w:val="en-US"/>
+        </w:rPr>
+      </w:pPr>
       <w:bookmarkStart w:id="0" w:name="_GoBack"/>
       <w:bookmarkEnd w:id="0"/>
     </w:p>

--- a/Speaking.docx
+++ b/Speaking.docx
@@ -328,6 +328,46 @@
           <w:lang w:val="en-US"/>
         </w:rPr>
         <w:t>I am wide awake</w:t>
+      </w:r>
+    </w:p>
+    <w:p>
+      <w:pPr>
+        <w:numPr>
+          <w:ilvl w:val="0"/>
+          <w:numId w:val="1"/>
+        </w:numPr>
+        <w:ind w:left="0" w:leftChars="0" w:firstLine="0" w:firstLineChars="0"/>
+        <w:rPr>
+          <w:rFonts w:hint="default"/>
+          <w:lang w:val="en-US"/>
+        </w:rPr>
+      </w:pPr>
+      <w:r>
+        <w:rPr>
+          <w:rFonts w:hint="default"/>
+          <w:lang w:val="en-US"/>
+        </w:rPr>
+        <w:t>The hospital is three hours away from here</w:t>
+      </w:r>
+    </w:p>
+    <w:p>
+      <w:pPr>
+        <w:numPr>
+          <w:ilvl w:val="0"/>
+          <w:numId w:val="1"/>
+        </w:numPr>
+        <w:ind w:left="0" w:leftChars="0" w:firstLine="0" w:firstLineChars="0"/>
+        <w:rPr>
+          <w:rFonts w:hint="default"/>
+          <w:lang w:val="en-US"/>
+        </w:rPr>
+      </w:pPr>
+      <w:r>
+        <w:rPr>
+          <w:rFonts w:hint="default"/>
+          <w:lang w:val="en-US"/>
+        </w:rPr>
+        <w:t>It is highly likely that …</w:t>
       </w:r>
     </w:p>
     <w:p>

--- a/Speaking.docx
+++ b/Speaking.docx
@@ -368,6 +368,64 @@
           <w:lang w:val="en-US"/>
         </w:rPr>
         <w:t>It is highly likely that …</w:t>
+      </w:r>
+    </w:p>
+    <w:p>
+      <w:pPr>
+        <w:numPr>
+          <w:ilvl w:val="0"/>
+          <w:numId w:val="1"/>
+        </w:numPr>
+        <w:ind w:left="0" w:leftChars="0" w:firstLine="0" w:firstLineChars="0"/>
+        <w:rPr>
+          <w:rFonts w:hint="default"/>
+          <w:lang w:val="en-US"/>
+        </w:rPr>
+      </w:pPr>
+      <w:r>
+        <w:rPr>
+          <w:rFonts w:hint="default"/>
+          <w:lang w:val="en-US"/>
+        </w:rPr>
+        <w:t xml:space="preserve"> Subject + just + past-tense verb</w:t>
+      </w:r>
+    </w:p>
+    <w:p>
+      <w:pPr>
+        <w:numPr>
+          <w:numId w:val="0"/>
+        </w:numPr>
+        <w:ind w:leftChars="0" w:firstLine="720" w:firstLineChars="0"/>
+        <w:rPr>
+          <w:rFonts w:hint="default"/>
+          <w:lang w:val="en-US"/>
+        </w:rPr>
+      </w:pPr>
+      <w:r>
+        <w:rPr>
+          <w:rFonts w:hint="default"/>
+          <w:lang w:val="en-US"/>
+        </w:rPr>
+        <w:t>-&gt; I just woke up</w:t>
+      </w:r>
+    </w:p>
+    <w:p>
+      <w:pPr>
+        <w:numPr>
+          <w:numId w:val="0"/>
+        </w:numPr>
+        <w:ind w:leftChars="0" w:firstLine="720" w:firstLineChars="0"/>
+        <w:rPr>
+          <w:rFonts w:hint="default"/>
+          <w:lang w:val="en-US"/>
+        </w:rPr>
+      </w:pPr>
+      <w:r>
+        <w:rPr>
+          <w:rFonts w:hint="default"/>
+          <w:lang w:val="en-US"/>
+        </w:rPr>
+        <w:t>-&gt; I just arrived</w:t>
       </w:r>
     </w:p>
     <w:p>

--- a/Speaking.docx
+++ b/Speaking.docx
@@ -431,39 +431,3020 @@
     <w:p>
       <w:pPr>
         <w:numPr>
-          <w:ilvl w:val="0"/>
-          <w:numId w:val="1"/>
-        </w:numPr>
-        <w:ind w:left="0" w:leftChars="0" w:firstLine="0" w:firstLineChars="0"/>
-        <w:rPr>
-          <w:rFonts w:hint="default"/>
-          <w:lang w:val="en-US"/>
-        </w:rPr>
-      </w:pPr>
+          <w:numId w:val="0"/>
+        </w:numPr>
+        <w:rPr>
+          <w:rFonts w:hint="default"/>
+          <w:lang w:val="en-US"/>
+        </w:rPr>
+      </w:pPr>
+    </w:p>
+    <w:p>
+      <w:pPr>
+        <w:numPr>
+          <w:numId w:val="0"/>
+        </w:numPr>
+        <w:pBdr>
+          <w:bottom w:val="single" w:color="auto" w:sz="4" w:space="0"/>
+        </w:pBdr>
+        <w:rPr>
+          <w:rFonts w:hint="default"/>
+          <w:lang w:val="en-US"/>
+        </w:rPr>
+      </w:pPr>
+    </w:p>
+    <w:p>
+      <w:pPr>
+        <w:numPr>
+          <w:numId w:val="0"/>
+        </w:numPr>
+        <w:rPr>
+          <w:rFonts w:hint="default"/>
+          <w:lang w:val="en-US"/>
+        </w:rPr>
+      </w:pPr>
+    </w:p>
+    <w:p>
+      <w:pPr>
+        <w:numPr>
+          <w:ilvl w:val="0"/>
+          <w:numId w:val="2"/>
+        </w:numPr>
+        <w:rPr>
+          <w:rFonts w:hint="default"/>
+          <w:lang w:val="en-US"/>
+        </w:rPr>
+      </w:pPr>
+      <w:r>
+        <w:rPr>
+          <w:rFonts w:hint="default"/>
+          <w:lang w:val="en-US"/>
+        </w:rPr>
+        <w:t xml:space="preserve">Many commuters are/become/get/feel tired of waiting </w:t>
+      </w:r>
+      <w:r>
+        <w:rPr>
+          <w:rFonts w:hint="default"/>
+          <w:color w:val="FF0000"/>
+          <w:lang w:val="en-US"/>
+        </w:rPr>
+        <w:t xml:space="preserve">for </w:t>
+      </w:r>
+      <w:r>
+        <w:rPr>
+          <w:rFonts w:hint="default"/>
+          <w:lang w:val="en-US"/>
+        </w:rPr>
+        <w:t>unreliable buses every morning</w:t>
+      </w:r>
+    </w:p>
+    <w:p>
+      <w:pPr>
+        <w:keepNext w:val="0"/>
+        <w:keepLines w:val="0"/>
+        <w:widowControl/>
+        <w:numPr>
+          <w:ilvl w:val="0"/>
+          <w:numId w:val="2"/>
+        </w:numPr>
+        <w:suppressLineNumbers w:val="0"/>
+        <w:ind w:left="0" w:leftChars="0" w:firstLine="0" w:firstLineChars="0"/>
+        <w:jc w:val="left"/>
+      </w:pPr>
+      <w:r>
+        <w:rPr>
+          <w:rFonts w:ascii="SimSun" w:hAnsi="SimSun" w:eastAsia="SimSun" w:cs="SimSun"/>
+          <w:kern w:val="0"/>
+          <w:sz w:val="24"/>
+          <w:szCs w:val="24"/>
+          <w:lang w:val="en-US" w:eastAsia="zh-CN" w:bidi="ar"/>
+        </w:rPr>
+        <w:t xml:space="preserve">I am tired of arguing </w:t>
+      </w:r>
+      <w:r>
+        <w:rPr>
+          <w:rFonts w:hint="default" w:ascii="SimSun" w:hAnsi="SimSun" w:eastAsia="SimSun" w:cs="SimSun"/>
+          <w:color w:val="FF0000"/>
+          <w:kern w:val="0"/>
+          <w:sz w:val="24"/>
+          <w:szCs w:val="24"/>
+          <w:lang w:val="en-US" w:eastAsia="zh-CN" w:bidi="ar"/>
+        </w:rPr>
+        <w:t xml:space="preserve">about </w:t>
+      </w:r>
+      <w:r>
+        <w:rPr>
+          <w:rFonts w:ascii="SimSun" w:hAnsi="SimSun" w:eastAsia="SimSun" w:cs="SimSun"/>
+          <w:kern w:val="0"/>
+          <w:sz w:val="24"/>
+          <w:szCs w:val="24"/>
+          <w:lang w:val="en-US" w:eastAsia="zh-CN" w:bidi="ar"/>
+        </w:rPr>
+        <w:t>the same issue</w:t>
+      </w:r>
+      <w:r>
+        <w:rPr>
+          <w:rFonts w:hint="default" w:ascii="SimSun" w:hAnsi="SimSun" w:eastAsia="SimSun" w:cs="SimSun"/>
+          <w:kern w:val="0"/>
+          <w:sz w:val="24"/>
+          <w:szCs w:val="24"/>
+          <w:lang w:val="en-US" w:eastAsia="zh-CN" w:bidi="ar"/>
+        </w:rPr>
+        <w:t xml:space="preserve"> </w:t>
+      </w:r>
+      <w:r>
+        <w:rPr>
+          <w:rFonts w:hint="default" w:ascii="SimSun" w:hAnsi="SimSun" w:eastAsia="SimSun" w:cs="SimSun"/>
+          <w:color w:val="FF0000"/>
+          <w:kern w:val="0"/>
+          <w:sz w:val="24"/>
+          <w:szCs w:val="24"/>
+          <w:lang w:val="en-US" w:eastAsia="zh-CN" w:bidi="ar"/>
+        </w:rPr>
+        <w:t>over and over again</w:t>
+      </w:r>
+      <w:r>
+        <w:rPr>
+          <w:rFonts w:ascii="SimSun" w:hAnsi="SimSun" w:eastAsia="SimSun" w:cs="SimSun"/>
+          <w:kern w:val="0"/>
+          <w:sz w:val="24"/>
+          <w:szCs w:val="24"/>
+          <w:lang w:val="en-US" w:eastAsia="zh-CN" w:bidi="ar"/>
+        </w:rPr>
+        <w:t xml:space="preserve">, so let's </w:t>
+      </w:r>
+      <w:r>
+        <w:rPr>
+          <w:rFonts w:ascii="SimSun" w:hAnsi="SimSun" w:eastAsia="SimSun" w:cs="SimSun"/>
+          <w:color w:val="FF0000"/>
+          <w:kern w:val="0"/>
+          <w:sz w:val="24"/>
+          <w:szCs w:val="24"/>
+          <w:lang w:val="en-US" w:eastAsia="zh-CN" w:bidi="ar"/>
+        </w:rPr>
+        <w:t>find</w:t>
+      </w:r>
+      <w:r>
+        <w:rPr>
+          <w:rFonts w:ascii="SimSun" w:hAnsi="SimSun" w:eastAsia="SimSun" w:cs="SimSun"/>
+          <w:kern w:val="0"/>
+          <w:sz w:val="24"/>
+          <w:szCs w:val="24"/>
+          <w:lang w:val="en-US" w:eastAsia="zh-CN" w:bidi="ar"/>
+        </w:rPr>
+        <w:t>/look for/seek a practical remedy/</w:t>
+      </w:r>
+      <w:r>
+        <w:rPr>
+          <w:rFonts w:ascii="SimSun" w:hAnsi="SimSun" w:eastAsia="SimSun" w:cs="SimSun"/>
+          <w:color w:val="FF0000"/>
+          <w:kern w:val="0"/>
+          <w:sz w:val="24"/>
+          <w:szCs w:val="24"/>
+          <w:lang w:val="en-US" w:eastAsia="zh-CN" w:bidi="ar"/>
+        </w:rPr>
+        <w:t>solution</w:t>
+      </w:r>
+      <w:r>
+        <w:rPr>
+          <w:rFonts w:ascii="SimSun" w:hAnsi="SimSun" w:eastAsia="SimSun" w:cs="SimSun"/>
+          <w:kern w:val="0"/>
+          <w:sz w:val="24"/>
+          <w:szCs w:val="24"/>
+          <w:lang w:val="en-US" w:eastAsia="zh-CN" w:bidi="ar"/>
+        </w:rPr>
+        <w:t>/approach</w:t>
+      </w:r>
+    </w:p>
+    <w:p>
+      <w:pPr>
+        <w:keepNext w:val="0"/>
+        <w:keepLines w:val="0"/>
+        <w:widowControl/>
+        <w:numPr>
+          <w:ilvl w:val="0"/>
+          <w:numId w:val="2"/>
+        </w:numPr>
+        <w:suppressLineNumbers w:val="0"/>
+        <w:ind w:left="0" w:leftChars="0" w:firstLine="0" w:firstLineChars="0"/>
+        <w:jc w:val="left"/>
+      </w:pPr>
+      <w:r>
+        <w:rPr>
+          <w:rFonts w:hint="default" w:ascii="SimSun" w:hAnsi="SimSun" w:eastAsia="SimSun" w:cs="SimSun"/>
+          <w:kern w:val="0"/>
+          <w:sz w:val="24"/>
+          <w:szCs w:val="24"/>
+          <w:lang w:val="en-US" w:eastAsia="zh-CN" w:bidi="ar"/>
+        </w:rPr>
+        <w:t xml:space="preserve">My grandfather is </w:t>
+      </w:r>
+      <w:r>
+        <w:rPr>
+          <w:rFonts w:hint="default" w:ascii="SimSun" w:hAnsi="SimSun" w:eastAsia="SimSun" w:cs="SimSun"/>
+          <w:color w:val="FF0000"/>
+          <w:kern w:val="0"/>
+          <w:sz w:val="24"/>
+          <w:szCs w:val="24"/>
+          <w:lang w:val="en-US" w:eastAsia="zh-CN" w:bidi="ar"/>
+        </w:rPr>
+        <w:t xml:space="preserve">particularly </w:t>
+      </w:r>
+      <w:r>
+        <w:rPr>
+          <w:rFonts w:hint="default" w:ascii="SimSun" w:hAnsi="SimSun" w:eastAsia="SimSun" w:cs="SimSun"/>
+          <w:kern w:val="0"/>
+          <w:sz w:val="24"/>
+          <w:szCs w:val="24"/>
+          <w:lang w:val="en-US" w:eastAsia="zh-CN" w:bidi="ar"/>
+        </w:rPr>
+        <w:t>fond of telling stories about his childhood</w:t>
+      </w:r>
+    </w:p>
+    <w:p>
+      <w:pPr>
+        <w:keepNext w:val="0"/>
+        <w:keepLines w:val="0"/>
+        <w:widowControl/>
+        <w:numPr>
+          <w:ilvl w:val="0"/>
+          <w:numId w:val="2"/>
+        </w:numPr>
+        <w:suppressLineNumbers w:val="0"/>
+        <w:ind w:left="0" w:leftChars="0" w:firstLine="0" w:firstLineChars="0"/>
+        <w:jc w:val="left"/>
+      </w:pPr>
+      <w:r>
+        <w:rPr>
+          <w:rFonts w:hint="default"/>
+          <w:lang w:val="en-US"/>
+        </w:rPr>
+        <w:t xml:space="preserve">She </w:t>
+      </w:r>
+      <w:r>
+        <w:rPr>
+          <w:rFonts w:hint="default"/>
+          <w:color w:val="FF0000"/>
+          <w:lang w:val="en-US"/>
+        </w:rPr>
+        <w:t xml:space="preserve">became </w:t>
+      </w:r>
+      <w:r>
+        <w:rPr>
+          <w:rFonts w:hint="default"/>
+          <w:lang w:val="en-US"/>
+        </w:rPr>
+        <w:t>fond of the quiet neighborhood after living there for a few months</w:t>
+      </w:r>
+    </w:p>
+    <w:p>
+      <w:pPr>
+        <w:keepNext w:val="0"/>
+        <w:keepLines w:val="0"/>
+        <w:widowControl/>
+        <w:numPr>
+          <w:ilvl w:val="0"/>
+          <w:numId w:val="2"/>
+        </w:numPr>
+        <w:suppressLineNumbers w:val="0"/>
+        <w:ind w:left="0" w:leftChars="0" w:firstLine="0" w:firstLineChars="0"/>
+        <w:jc w:val="left"/>
+      </w:pPr>
+      <w:r>
+        <w:rPr>
+          <w:rFonts w:hint="default"/>
+          <w:lang w:val="en-US"/>
+        </w:rPr>
+        <w:t xml:space="preserve">The residents are sick of </w:t>
+      </w:r>
+      <w:r>
+        <w:rPr>
+          <w:rFonts w:hint="default"/>
+          <w:color w:val="FF0000"/>
+          <w:lang w:val="en-US"/>
+        </w:rPr>
+        <w:t xml:space="preserve">constant noise </w:t>
+      </w:r>
+      <w:r>
+        <w:rPr>
+          <w:rFonts w:hint="default"/>
+          <w:lang w:val="en-US"/>
+        </w:rPr>
+        <w:t xml:space="preserve">from </w:t>
+      </w:r>
+      <w:r>
+        <w:rPr>
+          <w:rFonts w:hint="default"/>
+          <w:color w:val="FF0000"/>
+          <w:lang w:val="en-US"/>
+        </w:rPr>
+        <w:t xml:space="preserve">nighttime </w:t>
+      </w:r>
+      <w:r>
+        <w:rPr>
+          <w:rFonts w:hint="default"/>
+          <w:lang w:val="en-US"/>
+        </w:rPr>
+        <w:t xml:space="preserve">construction </w:t>
+      </w:r>
+    </w:p>
+    <w:p>
+      <w:pPr>
+        <w:keepNext w:val="0"/>
+        <w:keepLines w:val="0"/>
+        <w:widowControl/>
+        <w:numPr>
+          <w:ilvl w:val="0"/>
+          <w:numId w:val="2"/>
+        </w:numPr>
+        <w:suppressLineNumbers w:val="0"/>
+        <w:ind w:left="0" w:leftChars="0" w:firstLine="0" w:firstLineChars="0"/>
+        <w:jc w:val="left"/>
+      </w:pPr>
+      <w:r>
+        <w:rPr>
+          <w:rFonts w:hint="default"/>
+          <w:lang w:val="en-US"/>
+        </w:rPr>
+        <w:t xml:space="preserve">I am sick of having to repeat the same </w:t>
+      </w:r>
+      <w:r>
+        <w:rPr>
+          <w:rFonts w:hint="default"/>
+          <w:color w:val="FF0000"/>
+          <w:lang w:val="en-US"/>
+        </w:rPr>
+        <w:t>password-reset</w:t>
+      </w:r>
+      <w:r>
+        <w:rPr>
+          <w:rFonts w:hint="default"/>
+          <w:lang w:val="en-US"/>
+        </w:rPr>
+        <w:t xml:space="preserve"> process every week</w:t>
+      </w:r>
+    </w:p>
+    <w:p>
+      <w:pPr>
+        <w:keepNext w:val="0"/>
+        <w:keepLines w:val="0"/>
+        <w:widowControl/>
+        <w:numPr>
+          <w:ilvl w:val="0"/>
+          <w:numId w:val="2"/>
+        </w:numPr>
+        <w:suppressLineNumbers w:val="0"/>
+        <w:ind w:left="0" w:leftChars="0" w:firstLine="0" w:firstLineChars="0"/>
+        <w:jc w:val="left"/>
+      </w:pPr>
+      <w:r>
+        <w:rPr>
+          <w:rFonts w:hint="default"/>
+          <w:lang w:val="en-US"/>
+        </w:rPr>
+        <w:t>Some employees are envious of their colleagues who are allowed to work remotely</w:t>
+      </w:r>
+    </w:p>
+    <w:p>
+      <w:pPr>
+        <w:keepNext w:val="0"/>
+        <w:keepLines w:val="0"/>
+        <w:widowControl/>
+        <w:numPr>
+          <w:ilvl w:val="0"/>
+          <w:numId w:val="2"/>
+        </w:numPr>
+        <w:suppressLineNumbers w:val="0"/>
+        <w:ind w:left="0" w:leftChars="0" w:firstLine="0" w:firstLineChars="0"/>
+        <w:jc w:val="left"/>
+      </w:pPr>
+      <w:r>
+        <w:rPr>
+          <w:rFonts w:hint="default"/>
+          <w:lang w:val="en-US"/>
+        </w:rPr>
+        <w:t xml:space="preserve">Rather than being envious of her success, I </w:t>
+      </w:r>
+      <w:r>
+        <w:rPr>
+          <w:rFonts w:hint="default"/>
+          <w:color w:val="FF0000"/>
+          <w:lang w:val="en-US"/>
+        </w:rPr>
+        <w:t xml:space="preserve">asked </w:t>
+      </w:r>
+      <w:r>
+        <w:rPr>
+          <w:rFonts w:hint="default"/>
+          <w:lang w:val="en-US"/>
+        </w:rPr>
+        <w:t xml:space="preserve">her how she </w:t>
+      </w:r>
+      <w:r>
+        <w:rPr>
+          <w:rFonts w:hint="default"/>
+          <w:color w:val="FF0000"/>
+          <w:lang w:val="en-US"/>
+        </w:rPr>
+        <w:t>had developed</w:t>
+      </w:r>
+      <w:r>
+        <w:rPr>
+          <w:rFonts w:hint="default"/>
+          <w:lang w:val="en-US"/>
+        </w:rPr>
+        <w:t xml:space="preserve"> her skills</w:t>
+      </w:r>
+      <w:r>
+        <w:rPr>
+          <w:rFonts w:hint="default"/>
+          <w:lang w:val="en-US"/>
+        </w:rPr>
+        <w:tab/>
+      </w:r>
+    </w:p>
+    <w:p>
+      <w:pPr>
+        <w:keepNext w:val="0"/>
+        <w:keepLines w:val="0"/>
+        <w:widowControl/>
+        <w:numPr>
+          <w:ilvl w:val="0"/>
+          <w:numId w:val="2"/>
+        </w:numPr>
+        <w:suppressLineNumbers w:val="0"/>
+        <w:ind w:left="0" w:leftChars="0" w:firstLine="0" w:firstLineChars="0"/>
+        <w:jc w:val="left"/>
+        <w:rPr>
+          <w:rFonts w:hint="default"/>
+          <w:lang w:val="en-US"/>
+        </w:rPr>
+      </w:pPr>
+      <w:r>
+        <w:rPr>
+          <w:rFonts w:hint="default"/>
+          <w:color w:val="FF0000"/>
+          <w:lang w:val="en-US"/>
+        </w:rPr>
+        <w:t>As a child</w:t>
+      </w:r>
+      <w:r>
+        <w:rPr>
+          <w:rFonts w:hint="default"/>
+          <w:lang w:val="en-US"/>
+        </w:rPr>
+        <w:t xml:space="preserve">, she was terrified of speaking </w:t>
+      </w:r>
+      <w:r>
+        <w:rPr>
+          <w:rFonts w:hint="default"/>
+          <w:color w:val="FF0000"/>
+          <w:lang w:val="en-US"/>
+        </w:rPr>
+        <w:t>in front of</w:t>
+      </w:r>
+      <w:r>
+        <w:rPr>
+          <w:rFonts w:hint="default"/>
+          <w:lang w:val="en-US"/>
+        </w:rPr>
+        <w:t xml:space="preserve"> large audiences (a crowd)</w:t>
+      </w:r>
+    </w:p>
+    <w:p>
+      <w:pPr>
+        <w:keepNext w:val="0"/>
+        <w:keepLines w:val="0"/>
+        <w:widowControl/>
+        <w:numPr>
+          <w:ilvl w:val="0"/>
+          <w:numId w:val="2"/>
+        </w:numPr>
+        <w:suppressLineNumbers w:val="0"/>
+        <w:ind w:left="0" w:leftChars="0" w:firstLine="0" w:firstLineChars="0"/>
+        <w:jc w:val="left"/>
+        <w:rPr>
+          <w:rFonts w:hint="default"/>
+          <w:lang w:val="en-US"/>
+        </w:rPr>
+      </w:pPr>
+      <w:r>
+        <w:rPr>
+          <w:rFonts w:hint="default"/>
+          <w:lang w:val="en-US"/>
+        </w:rPr>
+        <w:t xml:space="preserve">Residents are terrified that the wildfire will </w:t>
+      </w:r>
+      <w:r>
+        <w:rPr>
+          <w:rFonts w:hint="default"/>
+          <w:color w:val="FF0000"/>
+          <w:lang w:val="en-US"/>
+        </w:rPr>
+        <w:t xml:space="preserve">reach </w:t>
+      </w:r>
+      <w:r>
+        <w:rPr>
+          <w:rFonts w:hint="default"/>
+          <w:lang w:val="en-US"/>
+        </w:rPr>
+        <w:t>their houses</w:t>
+      </w:r>
+    </w:p>
+    <w:p>
+      <w:pPr>
+        <w:keepNext w:val="0"/>
+        <w:keepLines w:val="0"/>
+        <w:widowControl/>
+        <w:numPr>
+          <w:ilvl w:val="0"/>
+          <w:numId w:val="2"/>
+        </w:numPr>
+        <w:suppressLineNumbers w:val="0"/>
+        <w:ind w:left="0" w:leftChars="0" w:firstLine="0" w:firstLineChars="0"/>
+        <w:jc w:val="left"/>
+        <w:rPr>
+          <w:rFonts w:hint="default"/>
+          <w:lang w:val="en-US"/>
+        </w:rPr>
+      </w:pPr>
+      <w:r>
+        <w:rPr>
+          <w:rFonts w:hint="default"/>
+          <w:lang w:val="en-US"/>
+        </w:rPr>
+        <w:t>The hospital is short of trained nurses during the holiday period</w:t>
+      </w:r>
+    </w:p>
+    <w:p>
+      <w:pPr>
+        <w:keepNext w:val="0"/>
+        <w:keepLines w:val="0"/>
+        <w:widowControl/>
+        <w:numPr>
+          <w:ilvl w:val="0"/>
+          <w:numId w:val="2"/>
+        </w:numPr>
+        <w:suppressLineNumbers w:val="0"/>
+        <w:ind w:left="0" w:leftChars="0" w:firstLine="0" w:firstLineChars="0"/>
+        <w:jc w:val="left"/>
+        <w:rPr>
+          <w:rFonts w:hint="default"/>
+          <w:lang w:val="en-US"/>
+        </w:rPr>
+      </w:pPr>
+      <w:r>
+        <w:rPr>
+          <w:rFonts w:hint="default"/>
+          <w:lang w:val="en-US"/>
+        </w:rPr>
+        <w:t xml:space="preserve">The campaign </w:t>
+      </w:r>
+      <w:r>
+        <w:rPr>
+          <w:rFonts w:hint="default"/>
+          <w:color w:val="FF0000"/>
+          <w:lang w:val="en-US"/>
+        </w:rPr>
+        <w:t xml:space="preserve">raised </w:t>
+      </w:r>
+      <w:r>
+        <w:rPr>
+          <w:rFonts w:hint="default"/>
+          <w:lang w:val="en-US"/>
+        </w:rPr>
+        <w:t xml:space="preserve">9000 dollars, leaving it </w:t>
+      </w:r>
+      <w:r>
+        <w:rPr>
+          <w:rFonts w:hint="default"/>
+          <w:color w:val="FF0000"/>
+          <w:lang w:val="en-US"/>
+        </w:rPr>
+        <w:t>1000 dollars short of its goal</w:t>
+      </w:r>
+    </w:p>
+    <w:p>
+      <w:pPr>
+        <w:keepNext w:val="0"/>
+        <w:keepLines w:val="0"/>
+        <w:widowControl/>
+        <w:numPr>
+          <w:ilvl w:val="0"/>
+          <w:numId w:val="2"/>
+        </w:numPr>
+        <w:suppressLineNumbers w:val="0"/>
+        <w:ind w:left="0" w:leftChars="0" w:firstLine="0" w:firstLineChars="0"/>
+        <w:jc w:val="left"/>
+        <w:rPr>
+          <w:rFonts w:hint="default"/>
+          <w:lang w:val="en-US"/>
+        </w:rPr>
+      </w:pPr>
+      <w:r>
+        <w:rPr>
+          <w:rFonts w:hint="default"/>
+          <w:lang w:val="en-US"/>
+        </w:rPr>
+        <w:t xml:space="preserve">He was ashamed of copying another student’s </w:t>
+      </w:r>
+      <w:r>
+        <w:rPr>
+          <w:rFonts w:hint="default"/>
+          <w:color w:val="FF0000"/>
+          <w:lang w:val="en-US"/>
+        </w:rPr>
+        <w:t>work</w:t>
+      </w:r>
+    </w:p>
+    <w:p>
+      <w:pPr>
+        <w:keepNext w:val="0"/>
+        <w:keepLines w:val="0"/>
+        <w:widowControl/>
+        <w:numPr>
+          <w:ilvl w:val="0"/>
+          <w:numId w:val="2"/>
+        </w:numPr>
+        <w:suppressLineNumbers w:val="0"/>
+        <w:ind w:left="0" w:leftChars="0" w:firstLine="0" w:firstLineChars="0"/>
+        <w:jc w:val="left"/>
+        <w:rPr>
+          <w:rFonts w:hint="default"/>
+          <w:lang w:val="en-US"/>
+        </w:rPr>
+      </w:pPr>
+      <w:r>
+        <w:rPr>
+          <w:rFonts w:hint="default"/>
+          <w:lang w:val="en-US"/>
+        </w:rPr>
+        <w:t xml:space="preserve">No </w:t>
+      </w:r>
+      <w:r>
+        <w:rPr>
+          <w:rFonts w:hint="default"/>
+          <w:color w:val="FF0000"/>
+          <w:lang w:val="en-US"/>
+        </w:rPr>
+        <w:t xml:space="preserve">child </w:t>
+      </w:r>
+      <w:r>
+        <w:rPr>
+          <w:rFonts w:hint="default"/>
+          <w:lang w:val="en-US"/>
+        </w:rPr>
+        <w:t xml:space="preserve">should be made </w:t>
+      </w:r>
+      <w:r>
+        <w:rPr>
+          <w:rFonts w:hint="default"/>
+          <w:color w:val="FF0000"/>
+          <w:lang w:val="en-US"/>
+        </w:rPr>
+        <w:t>to feel</w:t>
+      </w:r>
+      <w:r>
+        <w:rPr>
+          <w:rFonts w:hint="default"/>
+          <w:lang w:val="en-US"/>
+        </w:rPr>
+        <w:t xml:space="preserve"> ashamed of their family backgrounds</w:t>
+      </w:r>
+    </w:p>
+    <w:p>
+      <w:pPr>
+        <w:keepNext w:val="0"/>
+        <w:keepLines w:val="0"/>
+        <w:widowControl/>
+        <w:numPr>
+          <w:ilvl w:val="0"/>
+          <w:numId w:val="2"/>
+        </w:numPr>
+        <w:suppressLineNumbers w:val="0"/>
+        <w:ind w:left="0" w:leftChars="0" w:firstLine="0" w:firstLineChars="0"/>
+        <w:jc w:val="left"/>
+        <w:rPr>
+          <w:rFonts w:hint="default"/>
+          <w:lang w:val="en-US"/>
+        </w:rPr>
+      </w:pPr>
+      <w:r>
+        <w:rPr>
+          <w:rFonts w:hint="default"/>
+          <w:lang w:val="en-US"/>
+        </w:rPr>
+        <w:t xml:space="preserve">Some older people are afraid of using online </w:t>
+      </w:r>
+      <w:r>
+        <w:rPr>
+          <w:rFonts w:hint="default"/>
+          <w:color w:val="FF0000"/>
+          <w:lang w:val="en-US"/>
+        </w:rPr>
+        <w:t>banking</w:t>
+      </w:r>
+    </w:p>
+    <w:p>
+      <w:pPr>
+        <w:keepNext w:val="0"/>
+        <w:keepLines w:val="0"/>
+        <w:widowControl/>
+        <w:numPr>
+          <w:ilvl w:val="0"/>
+          <w:numId w:val="2"/>
+        </w:numPr>
+        <w:suppressLineNumbers w:val="0"/>
+        <w:ind w:left="0" w:leftChars="0" w:firstLine="0" w:firstLineChars="0"/>
+        <w:jc w:val="left"/>
+        <w:rPr>
+          <w:rFonts w:hint="default"/>
+          <w:lang w:val="en-US"/>
+        </w:rPr>
+      </w:pPr>
+      <w:r>
+        <w:rPr>
+          <w:rFonts w:hint="default"/>
+          <w:lang w:val="en-US"/>
+        </w:rPr>
+        <w:t>The farmers are afraid that the drought will continue</w:t>
+      </w:r>
+    </w:p>
+    <w:p>
+      <w:pPr>
+        <w:keepNext w:val="0"/>
+        <w:keepLines w:val="0"/>
+        <w:widowControl/>
+        <w:numPr>
+          <w:ilvl w:val="0"/>
+          <w:numId w:val="2"/>
+        </w:numPr>
+        <w:suppressLineNumbers w:val="0"/>
+        <w:ind w:left="0" w:leftChars="0" w:firstLine="0" w:firstLineChars="0"/>
+        <w:jc w:val="left"/>
+        <w:rPr>
+          <w:rFonts w:hint="default"/>
+          <w:lang w:val="en-US"/>
+        </w:rPr>
+      </w:pPr>
+      <w:r>
+        <w:rPr>
+          <w:rFonts w:hint="default"/>
+          <w:lang w:val="en-US"/>
+        </w:rPr>
+        <w:t xml:space="preserve">The research team is confident of completing </w:t>
+      </w:r>
+      <w:r>
+        <w:rPr>
+          <w:rFonts w:hint="default"/>
+          <w:color w:val="FF0000"/>
+          <w:lang w:val="en-US"/>
+        </w:rPr>
+        <w:t xml:space="preserve">the </w:t>
+      </w:r>
+      <w:r>
+        <w:rPr>
+          <w:rFonts w:hint="default"/>
+          <w:lang w:val="en-US"/>
+        </w:rPr>
+        <w:t>trial on time</w:t>
+      </w:r>
+    </w:p>
+    <w:p>
+      <w:pPr>
+        <w:keepNext w:val="0"/>
+        <w:keepLines w:val="0"/>
+        <w:widowControl/>
+        <w:numPr>
+          <w:ilvl w:val="0"/>
+          <w:numId w:val="2"/>
+        </w:numPr>
+        <w:suppressLineNumbers w:val="0"/>
+        <w:ind w:left="0" w:leftChars="0" w:firstLine="0" w:firstLineChars="0"/>
+        <w:jc w:val="left"/>
+        <w:rPr>
+          <w:rFonts w:hint="default"/>
+          <w:lang w:val="en-US"/>
+        </w:rPr>
+      </w:pPr>
+      <w:r>
+        <w:rPr>
+          <w:rFonts w:hint="default"/>
+          <w:lang w:val="en-US"/>
+        </w:rPr>
+        <w:t xml:space="preserve">After </w:t>
+      </w:r>
+      <w:r>
+        <w:rPr>
+          <w:rFonts w:hint="default"/>
+          <w:color w:val="FF0000"/>
+          <w:lang w:val="en-US"/>
+        </w:rPr>
+        <w:t>months of practice</w:t>
+      </w:r>
+      <w:r>
+        <w:rPr>
+          <w:rFonts w:hint="default"/>
+          <w:lang w:val="en-US"/>
+        </w:rPr>
+        <w:t>, she felt confident of success in the interview</w:t>
+      </w:r>
+    </w:p>
+    <w:p>
+      <w:pPr>
+        <w:keepNext w:val="0"/>
+        <w:keepLines w:val="0"/>
+        <w:widowControl/>
+        <w:numPr>
+          <w:ilvl w:val="0"/>
+          <w:numId w:val="2"/>
+        </w:numPr>
+        <w:suppressLineNumbers w:val="0"/>
+        <w:ind w:left="0" w:leftChars="0" w:firstLine="0" w:firstLineChars="0"/>
+        <w:jc w:val="left"/>
+        <w:rPr>
+          <w:rFonts w:hint="default"/>
+          <w:lang w:val="en-US"/>
+        </w:rPr>
+      </w:pPr>
+      <w:r>
+        <w:rPr>
+          <w:rFonts w:hint="default"/>
+          <w:lang w:val="en-US"/>
+        </w:rPr>
+        <w:t xml:space="preserve">The </w:t>
+      </w:r>
+      <w:r>
+        <w:rPr>
+          <w:rFonts w:hint="default"/>
+          <w:color w:val="FF0000"/>
+          <w:lang w:val="en-US"/>
+        </w:rPr>
+        <w:t>lecture hall</w:t>
+      </w:r>
+      <w:r>
+        <w:rPr>
+          <w:rFonts w:hint="default"/>
+          <w:lang w:val="en-US"/>
+        </w:rPr>
+        <w:t xml:space="preserve"> is full of students waiting for the guest speaker</w:t>
+      </w:r>
+    </w:p>
+    <w:p>
+      <w:pPr>
+        <w:keepNext w:val="0"/>
+        <w:keepLines w:val="0"/>
+        <w:widowControl/>
+        <w:numPr>
+          <w:ilvl w:val="0"/>
+          <w:numId w:val="2"/>
+        </w:numPr>
+        <w:suppressLineNumbers w:val="0"/>
+        <w:ind w:left="0" w:leftChars="0" w:firstLine="0" w:firstLineChars="0"/>
+        <w:jc w:val="left"/>
+        <w:rPr>
+          <w:rFonts w:hint="default"/>
+          <w:lang w:val="en-US"/>
+        </w:rPr>
+      </w:pPr>
+      <w:r>
+        <w:rPr>
+          <w:rFonts w:hint="default"/>
+          <w:lang w:val="en-US"/>
+        </w:rPr>
+        <w:t>Her proposal is full of practical ideas for reducing waste</w:t>
+      </w:r>
+    </w:p>
+    <w:p>
+      <w:pPr>
+        <w:keepNext w:val="0"/>
+        <w:keepLines w:val="0"/>
+        <w:widowControl/>
+        <w:numPr>
+          <w:ilvl w:val="0"/>
+          <w:numId w:val="2"/>
+        </w:numPr>
+        <w:suppressLineNumbers w:val="0"/>
+        <w:ind w:left="0" w:leftChars="0" w:firstLine="0" w:firstLineChars="0"/>
+        <w:jc w:val="left"/>
+        <w:rPr>
+          <w:rFonts w:hint="default"/>
+          <w:lang w:val="en-US"/>
+        </w:rPr>
+      </w:pPr>
+      <w:r>
+        <w:rPr>
+          <w:rFonts w:hint="default"/>
+          <w:lang w:val="en-US"/>
+        </w:rPr>
+        <w:t xml:space="preserve">The charity is hopeful of </w:t>
+      </w:r>
+      <w:r>
+        <w:rPr>
+          <w:rFonts w:hint="default"/>
+          <w:color w:val="FF0000"/>
+          <w:lang w:val="en-US"/>
+        </w:rPr>
+        <w:t xml:space="preserve">reaching its </w:t>
+      </w:r>
+      <w:r>
+        <w:rPr>
+          <w:rFonts w:hint="default"/>
+          <w:lang w:val="en-US"/>
+        </w:rPr>
+        <w:t>fundraising target by Friday</w:t>
+      </w:r>
+    </w:p>
+    <w:p>
+      <w:pPr>
+        <w:keepNext w:val="0"/>
+        <w:keepLines w:val="0"/>
+        <w:widowControl/>
+        <w:numPr>
+          <w:ilvl w:val="0"/>
+          <w:numId w:val="2"/>
+        </w:numPr>
+        <w:suppressLineNumbers w:val="0"/>
+        <w:ind w:left="0" w:leftChars="0" w:firstLine="0" w:firstLineChars="0"/>
+        <w:jc w:val="left"/>
+        <w:rPr>
+          <w:rFonts w:hint="default"/>
+          <w:lang w:val="en-US"/>
+        </w:rPr>
+      </w:pPr>
+      <w:r>
+        <w:rPr>
+          <w:rFonts w:hint="default"/>
+          <w:lang w:val="en-US"/>
+        </w:rPr>
+        <w:t xml:space="preserve">The scientists are hopeful that the </w:t>
+      </w:r>
+      <w:r>
+        <w:rPr>
+          <w:rFonts w:hint="default"/>
+          <w:color w:val="FF0000"/>
+          <w:lang w:val="en-US"/>
+        </w:rPr>
+        <w:t xml:space="preserve">treatment </w:t>
+      </w:r>
+      <w:r>
+        <w:rPr>
+          <w:rFonts w:hint="default"/>
+          <w:lang w:val="en-US"/>
+        </w:rPr>
+        <w:t>will reduce serious symptoms</w:t>
+      </w:r>
+    </w:p>
+    <w:p>
+      <w:pPr>
+        <w:keepNext w:val="0"/>
+        <w:keepLines w:val="0"/>
+        <w:widowControl/>
+        <w:numPr>
+          <w:ilvl w:val="0"/>
+          <w:numId w:val="2"/>
+        </w:numPr>
+        <w:suppressLineNumbers w:val="0"/>
+        <w:ind w:left="0" w:leftChars="0" w:firstLine="0" w:firstLineChars="0"/>
+        <w:jc w:val="left"/>
+        <w:rPr>
+          <w:rFonts w:hint="default"/>
+          <w:lang w:val="en-US"/>
+        </w:rPr>
+      </w:pPr>
+      <w:r>
+        <w:rPr>
+          <w:rFonts w:hint="default"/>
+          <w:lang w:val="en-US"/>
+        </w:rPr>
+        <w:t>Consumers should be suspicious of websites that request unnecessary personal data</w:t>
+      </w:r>
+    </w:p>
+    <w:p>
+      <w:pPr>
+        <w:keepNext w:val="0"/>
+        <w:keepLines w:val="0"/>
+        <w:widowControl/>
+        <w:numPr>
+          <w:ilvl w:val="0"/>
+          <w:numId w:val="2"/>
+        </w:numPr>
+        <w:suppressLineNumbers w:val="0"/>
+        <w:ind w:left="0" w:leftChars="0" w:firstLine="0" w:firstLineChars="0"/>
+        <w:jc w:val="left"/>
+        <w:rPr>
+          <w:rFonts w:hint="default"/>
+          <w:lang w:val="en-US"/>
+        </w:rPr>
+      </w:pPr>
+      <w:r>
+        <w:rPr>
+          <w:rFonts w:hint="default"/>
+          <w:lang w:val="en-US"/>
+        </w:rPr>
+        <w:t>The police became suspicious of his inconsistent explanation</w:t>
+      </w:r>
+    </w:p>
+    <w:p>
+      <w:pPr>
+        <w:keepNext w:val="0"/>
+        <w:keepLines w:val="0"/>
+        <w:widowControl/>
+        <w:numPr>
+          <w:ilvl w:val="0"/>
+          <w:numId w:val="2"/>
+        </w:numPr>
+        <w:suppressLineNumbers w:val="0"/>
+        <w:ind w:left="0" w:leftChars="0" w:firstLine="0" w:firstLineChars="0"/>
+        <w:jc w:val="left"/>
+        <w:rPr>
+          <w:rFonts w:hint="default"/>
+          <w:lang w:val="en-US"/>
+        </w:rPr>
+      </w:pPr>
+      <w:r>
+        <w:rPr>
+          <w:rFonts w:hint="default"/>
+          <w:lang w:val="en-US"/>
+        </w:rPr>
+        <w:t>The volunteers are proud of rebuilding the community library</w:t>
+      </w:r>
+    </w:p>
+    <w:p>
+      <w:pPr>
+        <w:keepNext w:val="0"/>
+        <w:keepLines w:val="0"/>
+        <w:widowControl/>
+        <w:numPr>
+          <w:ilvl w:val="0"/>
+          <w:numId w:val="2"/>
+        </w:numPr>
+        <w:suppressLineNumbers w:val="0"/>
+        <w:ind w:left="0" w:leftChars="0" w:firstLine="0" w:firstLineChars="0"/>
+        <w:jc w:val="left"/>
+        <w:rPr>
+          <w:rFonts w:hint="default"/>
+          <w:color w:val="FF0000"/>
+          <w:lang w:val="en-US"/>
+        </w:rPr>
+      </w:pPr>
+      <w:r>
+        <w:rPr>
+          <w:rFonts w:hint="default"/>
+          <w:lang w:val="en-US"/>
+        </w:rPr>
+        <w:t xml:space="preserve">She is proud of </w:t>
+      </w:r>
+      <w:r>
+        <w:rPr>
+          <w:rFonts w:hint="default"/>
+          <w:color w:val="FF0000"/>
+          <w:lang w:val="en-US"/>
+        </w:rPr>
+        <w:t xml:space="preserve">the progress </w:t>
+      </w:r>
+      <w:r>
+        <w:rPr>
+          <w:rFonts w:hint="default"/>
+          <w:lang w:val="en-US"/>
+        </w:rPr>
+        <w:t xml:space="preserve">that her students </w:t>
+      </w:r>
+      <w:r>
+        <w:rPr>
+          <w:rFonts w:hint="default"/>
+          <w:color w:val="FF0000"/>
+          <w:lang w:val="en-US"/>
+        </w:rPr>
+        <w:t>have made</w:t>
+      </w:r>
+    </w:p>
+    <w:p>
+      <w:pPr>
+        <w:keepNext w:val="0"/>
+        <w:keepLines w:val="0"/>
+        <w:widowControl/>
+        <w:numPr>
+          <w:ilvl w:val="0"/>
+          <w:numId w:val="2"/>
+        </w:numPr>
+        <w:suppressLineNumbers w:val="0"/>
+        <w:ind w:left="0" w:leftChars="0" w:firstLine="0" w:firstLineChars="0"/>
+        <w:jc w:val="left"/>
+        <w:rPr>
+          <w:rFonts w:hint="default"/>
+          <w:lang w:val="en-US"/>
+        </w:rPr>
+      </w:pPr>
+      <w:r>
+        <w:rPr>
+          <w:rFonts w:hint="default"/>
+          <w:lang w:val="en-US"/>
+        </w:rPr>
+        <w:t xml:space="preserve">Users should be aware of the </w:t>
+      </w:r>
+      <w:r>
+        <w:rPr>
+          <w:rFonts w:hint="default"/>
+          <w:color w:val="FF0000"/>
+          <w:lang w:val="en-US"/>
+        </w:rPr>
+        <w:t>privacy risks</w:t>
+      </w:r>
+      <w:r>
+        <w:rPr>
+          <w:rFonts w:hint="default"/>
+          <w:lang w:val="en-US"/>
+        </w:rPr>
+        <w:t xml:space="preserve"> </w:t>
+      </w:r>
+      <w:r>
+        <w:rPr>
+          <w:rFonts w:hint="default"/>
+          <w:color w:val="FF0000"/>
+          <w:lang w:val="en-US"/>
+        </w:rPr>
+        <w:t>associated with</w:t>
+      </w:r>
+      <w:r>
+        <w:rPr>
+          <w:rFonts w:hint="default"/>
+          <w:lang w:val="en-US"/>
+        </w:rPr>
+        <w:t xml:space="preserve"> free apps</w:t>
+      </w:r>
+    </w:p>
+    <w:p>
+      <w:pPr>
+        <w:keepNext w:val="0"/>
+        <w:keepLines w:val="0"/>
+        <w:widowControl/>
+        <w:numPr>
+          <w:ilvl w:val="0"/>
+          <w:numId w:val="2"/>
+        </w:numPr>
+        <w:suppressLineNumbers w:val="0"/>
+        <w:ind w:left="0" w:leftChars="0" w:firstLine="0" w:firstLineChars="0"/>
+        <w:jc w:val="left"/>
+        <w:rPr>
+          <w:rFonts w:hint="default"/>
+          <w:lang w:val="en-US"/>
+        </w:rPr>
+      </w:pPr>
+      <w:r>
+        <w:rPr>
+          <w:rFonts w:hint="default"/>
+          <w:lang w:val="en-US"/>
+        </w:rPr>
+        <w:t>I am suddenly aware that there is a person standing behind me (I suddenly become aware of someone standing behind me)</w:t>
+      </w:r>
+    </w:p>
+    <w:p>
+      <w:pPr>
+        <w:keepNext w:val="0"/>
+        <w:keepLines w:val="0"/>
+        <w:widowControl/>
+        <w:numPr>
+          <w:ilvl w:val="0"/>
+          <w:numId w:val="2"/>
+        </w:numPr>
+        <w:suppressLineNumbers w:val="0"/>
+        <w:ind w:left="0" w:leftChars="0" w:firstLine="0" w:firstLineChars="0"/>
+        <w:jc w:val="left"/>
+        <w:rPr>
+          <w:rFonts w:hint="default"/>
+          <w:lang w:val="en-US"/>
+        </w:rPr>
+      </w:pPr>
+      <w:r>
+        <w:rPr>
+          <w:rFonts w:hint="default"/>
+          <w:lang w:val="en-US"/>
+        </w:rPr>
+        <w:t xml:space="preserve">Companies became </w:t>
+      </w:r>
+      <w:r>
+        <w:rPr>
+          <w:rFonts w:hint="default"/>
+          <w:color w:val="FF0000"/>
+          <w:lang w:val="en-US"/>
+        </w:rPr>
+        <w:t xml:space="preserve">increasingly </w:t>
+      </w:r>
+      <w:r>
+        <w:rPr>
+          <w:rFonts w:hint="default"/>
+          <w:lang w:val="en-US"/>
+        </w:rPr>
+        <w:t>conscious of their environmental impact</w:t>
+      </w:r>
+    </w:p>
+    <w:p>
+      <w:pPr>
+        <w:keepNext w:val="0"/>
+        <w:keepLines w:val="0"/>
+        <w:widowControl/>
+        <w:numPr>
+          <w:ilvl w:val="0"/>
+          <w:numId w:val="2"/>
+        </w:numPr>
+        <w:suppressLineNumbers w:val="0"/>
+        <w:ind w:left="0" w:leftChars="0" w:firstLine="0" w:firstLineChars="0"/>
+        <w:jc w:val="left"/>
+        <w:rPr>
+          <w:rFonts w:hint="default"/>
+          <w:lang w:val="en-US"/>
+        </w:rPr>
+      </w:pPr>
+      <w:r>
+        <w:rPr>
+          <w:rFonts w:hint="default"/>
+          <w:lang w:val="en-US"/>
+        </w:rPr>
+        <w:t>He was conscious that he spoke too fast in the interview (He was conscious of speaking too quickly during the interview)</w:t>
+      </w:r>
+    </w:p>
+    <w:p>
+      <w:pPr>
+        <w:keepNext w:val="0"/>
+        <w:keepLines w:val="0"/>
+        <w:widowControl/>
+        <w:numPr>
+          <w:ilvl w:val="0"/>
+          <w:numId w:val="2"/>
+        </w:numPr>
+        <w:suppressLineNumbers w:val="0"/>
+        <w:ind w:left="0" w:leftChars="0" w:firstLine="0" w:firstLineChars="0"/>
+        <w:jc w:val="left"/>
+        <w:rPr>
+          <w:rFonts w:hint="default"/>
+          <w:lang w:val="en-US"/>
+        </w:rPr>
+      </w:pPr>
+      <w:r>
+        <w:rPr>
+          <w:rFonts w:hint="default"/>
+          <w:lang w:val="en-US"/>
+        </w:rPr>
+        <w:t>The new system is capable of handling/</w:t>
+      </w:r>
+      <w:r>
+        <w:rPr>
+          <w:rFonts w:hint="default"/>
+          <w:color w:val="FF0000"/>
+          <w:lang w:val="en-US"/>
+        </w:rPr>
+        <w:t xml:space="preserve">processing </w:t>
+      </w:r>
+      <w:r>
+        <w:rPr>
+          <w:rFonts w:hint="default"/>
+          <w:lang w:val="en-US"/>
+        </w:rPr>
+        <w:t xml:space="preserve">thousands of requests </w:t>
+      </w:r>
+      <w:r>
+        <w:rPr>
+          <w:rFonts w:hint="default"/>
+          <w:color w:val="FF0000"/>
+          <w:lang w:val="en-US"/>
+        </w:rPr>
+        <w:t xml:space="preserve">per </w:t>
+      </w:r>
+      <w:r>
+        <w:rPr>
+          <w:rFonts w:hint="default"/>
+          <w:lang w:val="en-US"/>
+        </w:rPr>
+        <w:t>minute</w:t>
+      </w:r>
+    </w:p>
+    <w:p>
+      <w:pPr>
+        <w:keepNext w:val="0"/>
+        <w:keepLines w:val="0"/>
+        <w:widowControl/>
+        <w:numPr>
+          <w:ilvl w:val="0"/>
+          <w:numId w:val="2"/>
+        </w:numPr>
+        <w:suppressLineNumbers w:val="0"/>
+        <w:ind w:left="0" w:leftChars="0" w:firstLine="0" w:firstLineChars="0"/>
+        <w:jc w:val="left"/>
+        <w:rPr>
+          <w:rFonts w:hint="default"/>
+          <w:lang w:val="en-US"/>
+        </w:rPr>
+      </w:pPr>
+      <w:r>
+        <w:rPr>
+          <w:rFonts w:hint="default"/>
+          <w:lang w:val="en-US"/>
+        </w:rPr>
+        <w:t>With (</w:t>
+      </w:r>
+      <w:r>
+        <w:rPr>
+          <w:rFonts w:hint="default"/>
+          <w:strike/>
+          <w:dstrike w:val="0"/>
+          <w:color w:val="FF0000"/>
+          <w:lang w:val="en-US"/>
+        </w:rPr>
+        <w:t>an )</w:t>
+      </w:r>
+      <w:r>
+        <w:rPr>
+          <w:rFonts w:hint="default"/>
+          <w:lang w:val="en-US"/>
+        </w:rPr>
+        <w:t>appropriate (</w:t>
+      </w:r>
+      <w:r>
+        <w:rPr>
+          <w:rFonts w:hint="default"/>
+          <w:color w:val="FF0000"/>
+          <w:lang w:val="en-US"/>
+        </w:rPr>
+        <w:t>a right</w:t>
+      </w:r>
+      <w:r>
+        <w:rPr>
+          <w:rFonts w:hint="default"/>
+          <w:lang w:val="en-US"/>
+        </w:rPr>
+        <w:t>) support, (</w:t>
+      </w:r>
+      <w:r>
+        <w:rPr>
+          <w:rFonts w:hint="default"/>
+          <w:strike/>
+          <w:dstrike w:val="0"/>
+          <w:color w:val="FF0000"/>
+          <w:lang w:val="en-US"/>
+        </w:rPr>
+        <w:t xml:space="preserve">major  ) </w:t>
+      </w:r>
+      <w:r>
+        <w:rPr>
+          <w:rFonts w:hint="default"/>
+          <w:lang w:val="en-US"/>
+        </w:rPr>
+        <w:t>most (</w:t>
+      </w:r>
+      <w:r>
+        <w:rPr>
+          <w:rFonts w:hint="default"/>
+          <w:color w:val="FF0000"/>
+          <w:lang w:val="en-US"/>
+        </w:rPr>
+        <w:t>a majority of</w:t>
+      </w:r>
+      <w:r>
+        <w:rPr>
+          <w:rFonts w:hint="default"/>
+          <w:lang w:val="en-US"/>
+        </w:rPr>
+        <w:t xml:space="preserve">) students is capable of </w:t>
+      </w:r>
+      <w:r>
+        <w:rPr>
+          <w:rFonts w:hint="default"/>
+          <w:color w:val="FF0000"/>
+          <w:lang w:val="en-US"/>
+        </w:rPr>
+        <w:t>making steady</w:t>
+      </w:r>
+      <w:r>
+        <w:rPr>
+          <w:rFonts w:hint="default"/>
+          <w:lang w:val="en-US"/>
+        </w:rPr>
+        <w:t xml:space="preserve"> (</w:t>
+      </w:r>
+      <w:r>
+        <w:rPr>
+          <w:rFonts w:hint="default"/>
+          <w:strike/>
+          <w:dstrike w:val="0"/>
+          <w:color w:val="FF0000"/>
+          <w:lang w:val="en-US"/>
+        </w:rPr>
+        <w:t xml:space="preserve">regular ) </w:t>
+      </w:r>
+      <w:r>
+        <w:rPr>
+          <w:rFonts w:hint="default"/>
+          <w:lang w:val="en-US"/>
+        </w:rPr>
+        <w:t>progress</w:t>
+      </w:r>
+    </w:p>
+    <w:p>
+      <w:pPr>
+        <w:keepNext w:val="0"/>
+        <w:keepLines w:val="0"/>
+        <w:widowControl/>
+        <w:numPr>
+          <w:ilvl w:val="0"/>
+          <w:numId w:val="2"/>
+        </w:numPr>
+        <w:suppressLineNumbers w:val="0"/>
+        <w:ind w:left="0" w:leftChars="0" w:firstLine="0" w:firstLineChars="0"/>
+        <w:jc w:val="left"/>
+        <w:rPr>
+          <w:rFonts w:hint="default"/>
+          <w:lang w:val="en-US"/>
+        </w:rPr>
+      </w:pPr>
+      <w:r>
+        <w:rPr>
+          <w:rFonts w:hint="default"/>
+          <w:lang w:val="en-US"/>
+        </w:rPr>
+        <w:t xml:space="preserve">The company is guilty of violating </w:t>
+      </w:r>
+      <w:r>
+        <w:rPr>
+          <w:rFonts w:hint="default"/>
+          <w:color w:val="FF0000"/>
+          <w:lang w:val="en-US"/>
+        </w:rPr>
+        <w:t>workplace safety</w:t>
+      </w:r>
+      <w:r>
+        <w:rPr>
+          <w:rFonts w:hint="default"/>
+          <w:lang w:val="en-US"/>
+        </w:rPr>
+        <w:t xml:space="preserve"> law</w:t>
+      </w:r>
+    </w:p>
+    <w:p>
+      <w:pPr>
+        <w:keepNext w:val="0"/>
+        <w:keepLines w:val="0"/>
+        <w:widowControl/>
+        <w:numPr>
+          <w:ilvl w:val="0"/>
+          <w:numId w:val="2"/>
+        </w:numPr>
+        <w:suppressLineNumbers w:val="0"/>
+        <w:ind w:left="0" w:leftChars="0" w:firstLine="0" w:firstLineChars="0"/>
+        <w:jc w:val="left"/>
+        <w:rPr>
+          <w:rFonts w:hint="default"/>
+          <w:lang w:val="en-US"/>
+        </w:rPr>
+      </w:pPr>
+      <w:r>
+        <w:rPr>
+          <w:rFonts w:hint="default"/>
+          <w:lang w:val="en-US"/>
+        </w:rPr>
+        <w:t>I am guilty of judging the proposal before reading it carefully</w:t>
+      </w:r>
+    </w:p>
+    <w:p>
+      <w:pPr>
+        <w:keepNext w:val="0"/>
+        <w:keepLines w:val="0"/>
+        <w:widowControl/>
+        <w:numPr>
+          <w:numId w:val="0"/>
+        </w:numPr>
+        <w:suppressLineNumbers w:val="0"/>
+        <w:jc w:val="left"/>
+        <w:rPr>
+          <w:rFonts w:hint="default"/>
+          <w:lang w:val="en-US"/>
+        </w:rPr>
+      </w:pPr>
+    </w:p>
+    <w:p>
+      <w:pPr>
+        <w:keepNext w:val="0"/>
+        <w:keepLines w:val="0"/>
+        <w:widowControl/>
+        <w:numPr>
+          <w:numId w:val="0"/>
+        </w:numPr>
+        <w:suppressLineNumbers w:val="0"/>
+        <w:jc w:val="left"/>
+        <w:rPr>
+          <w:rFonts w:hint="default"/>
+          <w:lang w:val="en-US"/>
+        </w:rPr>
+      </w:pPr>
+    </w:p>
+    <w:p>
+      <w:pPr>
+        <w:keepNext w:val="0"/>
+        <w:keepLines w:val="0"/>
+        <w:widowControl/>
+        <w:numPr>
+          <w:ilvl w:val="0"/>
+          <w:numId w:val="2"/>
+        </w:numPr>
+        <w:suppressLineNumbers w:val="0"/>
+        <w:ind w:left="0" w:leftChars="0" w:firstLine="0" w:firstLineChars="0"/>
+        <w:jc w:val="left"/>
+        <w:rPr>
+          <w:rFonts w:hint="default"/>
+          <w:lang w:val="en-US"/>
+        </w:rPr>
+      </w:pPr>
+      <w:r>
+        <w:rPr>
+          <w:rFonts w:hint="default"/>
+          <w:lang w:val="en-US"/>
+        </w:rPr>
+        <w:t xml:space="preserve">The family is really joyful </w:t>
+      </w:r>
+      <w:r>
+        <w:rPr>
+          <w:rFonts w:hint="default"/>
+          <w:color w:val="FF0000"/>
+          <w:lang w:val="en-US"/>
+        </w:rPr>
+        <w:t xml:space="preserve">at </w:t>
+      </w:r>
+      <w:r>
+        <w:rPr>
+          <w:rFonts w:hint="default"/>
+          <w:lang w:val="en-US"/>
+        </w:rPr>
+        <w:t>the news that their daughter recovered</w:t>
+      </w:r>
+    </w:p>
+    <w:p>
+      <w:pPr>
+        <w:keepNext w:val="0"/>
+        <w:keepLines w:val="0"/>
+        <w:widowControl/>
+        <w:numPr>
+          <w:ilvl w:val="0"/>
+          <w:numId w:val="2"/>
+        </w:numPr>
+        <w:suppressLineNumbers w:val="0"/>
+        <w:ind w:left="0" w:leftChars="0" w:firstLine="0" w:firstLineChars="0"/>
+        <w:jc w:val="left"/>
+        <w:rPr>
+          <w:rFonts w:hint="default"/>
+          <w:lang w:val="en-US"/>
+        </w:rPr>
+      </w:pPr>
+      <w:r>
+        <w:rPr>
+          <w:rFonts w:hint="default"/>
+          <w:lang w:val="en-US"/>
+        </w:rPr>
+        <w:t xml:space="preserve">Residents are immensely joyful </w:t>
+      </w:r>
+      <w:r>
+        <w:rPr>
+          <w:rFonts w:hint="default"/>
+          <w:color w:val="FF0000"/>
+          <w:lang w:val="en-US"/>
+        </w:rPr>
+        <w:t xml:space="preserve">about </w:t>
+      </w:r>
+      <w:r>
+        <w:rPr>
+          <w:rFonts w:hint="default"/>
+          <w:lang w:val="en-US"/>
+        </w:rPr>
+        <w:t>reopening of the community center</w:t>
+      </w:r>
+    </w:p>
+    <w:p>
+      <w:pPr>
+        <w:keepNext w:val="0"/>
+        <w:keepLines w:val="0"/>
+        <w:widowControl/>
+        <w:numPr>
+          <w:ilvl w:val="0"/>
+          <w:numId w:val="2"/>
+        </w:numPr>
+        <w:suppressLineNumbers w:val="0"/>
+        <w:ind w:left="0" w:leftChars="0" w:firstLine="0" w:firstLineChars="0"/>
+        <w:jc w:val="left"/>
+        <w:rPr>
+          <w:rFonts w:hint="default"/>
+          <w:lang w:val="en-US"/>
+        </w:rPr>
+      </w:pPr>
+      <w:r>
+        <w:rPr>
+          <w:rFonts w:hint="default"/>
+          <w:lang w:val="en-US"/>
+        </w:rPr>
+        <w:t>Some children are frightened of dogs after a negative experience</w:t>
+      </w:r>
+    </w:p>
+    <w:p>
+      <w:pPr>
+        <w:keepNext w:val="0"/>
+        <w:keepLines w:val="0"/>
+        <w:widowControl/>
+        <w:numPr>
+          <w:ilvl w:val="0"/>
+          <w:numId w:val="2"/>
+        </w:numPr>
+        <w:suppressLineNumbers w:val="0"/>
+        <w:ind w:left="0" w:leftChars="0" w:firstLine="0" w:firstLineChars="0"/>
+        <w:jc w:val="left"/>
+        <w:rPr>
+          <w:rFonts w:hint="default"/>
+          <w:lang w:val="en-US"/>
+        </w:rPr>
+      </w:pPr>
+      <w:r>
+        <w:rPr>
+          <w:rFonts w:hint="default"/>
+          <w:lang w:val="en-US"/>
+        </w:rPr>
+        <w:t>At first, she is too frightened to report the threatening messages</w:t>
+      </w:r>
+    </w:p>
+    <w:p>
+      <w:pPr>
+        <w:keepNext w:val="0"/>
+        <w:keepLines w:val="0"/>
+        <w:widowControl/>
+        <w:numPr>
+          <w:ilvl w:val="0"/>
+          <w:numId w:val="2"/>
+        </w:numPr>
+        <w:suppressLineNumbers w:val="0"/>
+        <w:ind w:left="0" w:leftChars="0" w:firstLine="0" w:firstLineChars="0"/>
+        <w:jc w:val="left"/>
+        <w:rPr>
+          <w:rFonts w:hint="default"/>
+          <w:lang w:val="en-US"/>
+        </w:rPr>
+      </w:pPr>
+      <w:r>
+        <w:rPr>
+          <w:rFonts w:hint="default"/>
+          <w:lang w:val="en-US"/>
+        </w:rPr>
+        <w:t xml:space="preserve">He is scared </w:t>
+      </w:r>
+      <w:r>
+        <w:rPr>
+          <w:rFonts w:hint="default"/>
+          <w:color w:val="FF0000"/>
+          <w:lang w:val="en-US"/>
+        </w:rPr>
+        <w:t xml:space="preserve">of </w:t>
+      </w:r>
+      <w:r>
+        <w:rPr>
+          <w:rFonts w:hint="default"/>
+          <w:lang w:val="en-US"/>
+        </w:rPr>
+        <w:t>making mistakes when speaking English</w:t>
+      </w:r>
+    </w:p>
+    <w:p>
+      <w:pPr>
+        <w:keepNext w:val="0"/>
+        <w:keepLines w:val="0"/>
+        <w:widowControl/>
+        <w:numPr>
+          <w:ilvl w:val="0"/>
+          <w:numId w:val="2"/>
+        </w:numPr>
+        <w:suppressLineNumbers w:val="0"/>
+        <w:ind w:left="0" w:leftChars="0" w:firstLine="0" w:firstLineChars="0"/>
+        <w:jc w:val="left"/>
+        <w:rPr>
+          <w:rFonts w:hint="default"/>
+          <w:lang w:val="en-US"/>
+        </w:rPr>
+      </w:pPr>
+      <w:r>
+        <w:rPr>
+          <w:rFonts w:hint="default"/>
+          <w:lang w:val="en-US"/>
+        </w:rPr>
+        <w:t xml:space="preserve">I am scared </w:t>
+      </w:r>
+      <w:r>
+        <w:rPr>
+          <w:rFonts w:hint="default"/>
+          <w:color w:val="FF0000"/>
+          <w:lang w:val="en-US"/>
+        </w:rPr>
+        <w:t xml:space="preserve">to </w:t>
+      </w:r>
+      <w:r>
+        <w:rPr>
+          <w:rFonts w:hint="default"/>
+          <w:lang w:val="en-US"/>
+        </w:rPr>
+        <w:t>check my email, because I think that I will receive bad news</w:t>
+      </w:r>
+    </w:p>
+    <w:p>
+      <w:pPr>
+        <w:keepNext w:val="0"/>
+        <w:keepLines w:val="0"/>
+        <w:widowControl/>
+        <w:numPr>
+          <w:ilvl w:val="0"/>
+          <w:numId w:val="2"/>
+        </w:numPr>
+        <w:suppressLineNumbers w:val="0"/>
+        <w:ind w:left="0" w:leftChars="0" w:firstLine="0" w:firstLineChars="0"/>
+        <w:jc w:val="left"/>
+        <w:rPr>
+          <w:rFonts w:hint="default"/>
+          <w:lang w:val="en-US"/>
+        </w:rPr>
+      </w:pPr>
+      <w:r>
+        <w:rPr>
+          <w:rFonts w:hint="default"/>
+          <w:lang w:val="en-US"/>
+        </w:rPr>
+        <w:t>The review panel have to remain independent of political pressure</w:t>
+      </w:r>
+    </w:p>
+    <w:p>
+      <w:pPr>
+        <w:keepNext w:val="0"/>
+        <w:keepLines w:val="0"/>
+        <w:widowControl/>
+        <w:numPr>
+          <w:ilvl w:val="0"/>
+          <w:numId w:val="2"/>
+        </w:numPr>
+        <w:suppressLineNumbers w:val="0"/>
+        <w:ind w:left="0" w:leftChars="0" w:firstLine="0" w:firstLineChars="0"/>
+        <w:jc w:val="left"/>
+        <w:rPr>
+          <w:rFonts w:hint="default"/>
+          <w:lang w:val="en-US"/>
+        </w:rPr>
+      </w:pPr>
+      <w:r>
+        <w:rPr>
+          <w:rFonts w:hint="default"/>
+          <w:lang w:val="en-US"/>
+        </w:rPr>
+        <w:t xml:space="preserve">The device can </w:t>
+      </w:r>
+      <w:r>
+        <w:rPr>
+          <w:rFonts w:hint="default"/>
+          <w:color w:val="FF0000"/>
+          <w:lang w:val="en-US"/>
+        </w:rPr>
+        <w:t>operate independently of</w:t>
+      </w:r>
+      <w:r>
+        <w:rPr>
+          <w:rFonts w:hint="default"/>
+          <w:lang w:val="en-US"/>
+        </w:rPr>
+        <w:t xml:space="preserve"> an internet connection</w:t>
+      </w:r>
+    </w:p>
+    <w:p>
+      <w:pPr>
+        <w:keepNext w:val="0"/>
+        <w:keepLines w:val="0"/>
+        <w:widowControl/>
+        <w:numPr>
+          <w:numId w:val="0"/>
+        </w:numPr>
+        <w:suppressLineNumbers w:val="0"/>
+        <w:jc w:val="left"/>
+        <w:rPr>
+          <w:rFonts w:hint="default"/>
+          <w:lang w:val="en-US"/>
+        </w:rPr>
+      </w:pPr>
+    </w:p>
+    <w:p>
+      <w:pPr>
+        <w:keepNext w:val="0"/>
+        <w:keepLines w:val="0"/>
+        <w:widowControl/>
+        <w:numPr>
+          <w:numId w:val="0"/>
+        </w:numPr>
+        <w:suppressLineNumbers w:val="0"/>
+        <w:jc w:val="left"/>
+        <w:rPr>
+          <w:rFonts w:hint="default"/>
+          <w:lang w:val="en-US"/>
+        </w:rPr>
+      </w:pPr>
+    </w:p>
+    <w:p>
+      <w:pPr>
+        <w:keepNext w:val="0"/>
+        <w:keepLines w:val="0"/>
+        <w:widowControl/>
+        <w:numPr>
+          <w:ilvl w:val="0"/>
+          <w:numId w:val="2"/>
+        </w:numPr>
+        <w:suppressLineNumbers w:val="0"/>
+        <w:ind w:left="0" w:leftChars="0" w:firstLine="0" w:firstLineChars="0"/>
+        <w:jc w:val="left"/>
+        <w:rPr>
+          <w:rFonts w:hint="default"/>
+          <w:lang w:val="en-US"/>
+        </w:rPr>
+      </w:pPr>
+      <w:r>
+        <w:rPr>
+          <w:rFonts w:hint="default"/>
+          <w:lang w:val="en-US"/>
+        </w:rPr>
+        <w:t xml:space="preserve">Both departments are agreeable to </w:t>
+      </w:r>
+      <w:r>
+        <w:rPr>
+          <w:rFonts w:hint="default"/>
+          <w:color w:val="FF0000"/>
+          <w:lang w:val="en-US"/>
+        </w:rPr>
+        <w:t xml:space="preserve">extending </w:t>
+      </w:r>
+      <w:r>
+        <w:rPr>
+          <w:rFonts w:hint="default"/>
+          <w:lang w:val="en-US"/>
+        </w:rPr>
+        <w:t>the deadline</w:t>
+      </w:r>
+    </w:p>
+    <w:p>
+      <w:pPr>
+        <w:keepNext w:val="0"/>
+        <w:keepLines w:val="0"/>
+        <w:widowControl/>
+        <w:numPr>
+          <w:ilvl w:val="0"/>
+          <w:numId w:val="2"/>
+        </w:numPr>
+        <w:suppressLineNumbers w:val="0"/>
+        <w:ind w:left="0" w:leftChars="0" w:firstLine="0" w:firstLineChars="0"/>
+        <w:jc w:val="left"/>
+        <w:rPr>
+          <w:rFonts w:hint="default"/>
+          <w:lang w:val="en-US"/>
+        </w:rPr>
+      </w:pPr>
+      <w:r>
+        <w:rPr>
+          <w:rFonts w:hint="default"/>
+          <w:lang w:val="en-US"/>
+        </w:rPr>
+        <w:t xml:space="preserve">The </w:t>
+      </w:r>
+      <w:r>
+        <w:rPr>
+          <w:rFonts w:hint="default"/>
+          <w:color w:val="FF0000"/>
+          <w:lang w:val="en-US"/>
+        </w:rPr>
+        <w:t xml:space="preserve">revised </w:t>
+      </w:r>
+      <w:r>
+        <w:rPr>
+          <w:rFonts w:hint="default"/>
+          <w:lang w:val="en-US"/>
+        </w:rPr>
+        <w:t xml:space="preserve">payment plan was agreeable </w:t>
+      </w:r>
+      <w:r>
+        <w:rPr>
+          <w:rFonts w:hint="default"/>
+          <w:color w:val="FF0000"/>
+          <w:lang w:val="en-US"/>
+        </w:rPr>
+        <w:t xml:space="preserve">to </w:t>
+      </w:r>
+      <w:r>
+        <w:rPr>
+          <w:rFonts w:hint="default"/>
+          <w:lang w:val="en-US"/>
+        </w:rPr>
+        <w:t>all parties</w:t>
+      </w:r>
+    </w:p>
+    <w:p>
+      <w:pPr>
+        <w:keepNext w:val="0"/>
+        <w:keepLines w:val="0"/>
+        <w:widowControl/>
+        <w:numPr>
+          <w:ilvl w:val="0"/>
+          <w:numId w:val="2"/>
+        </w:numPr>
+        <w:suppressLineNumbers w:val="0"/>
+        <w:ind w:left="0" w:leftChars="0" w:firstLine="0" w:firstLineChars="0"/>
+        <w:jc w:val="left"/>
+        <w:rPr>
+          <w:rFonts w:hint="default"/>
+          <w:lang w:val="en-US"/>
+        </w:rPr>
+      </w:pPr>
+      <w:r>
+        <w:rPr>
+          <w:rFonts w:hint="default"/>
+          <w:lang w:val="en-US"/>
+        </w:rPr>
+        <w:t xml:space="preserve">The manager is open to </w:t>
+      </w:r>
+      <w:r>
+        <w:rPr>
+          <w:rFonts w:hint="default"/>
+          <w:color w:val="FF0000"/>
+          <w:lang w:val="en-US"/>
+        </w:rPr>
+        <w:t xml:space="preserve">suggestions </w:t>
+      </w:r>
+      <w:r>
+        <w:rPr>
+          <w:rFonts w:hint="default"/>
+          <w:lang w:val="en-US"/>
+        </w:rPr>
+        <w:t xml:space="preserve">from (lower-level) </w:t>
+      </w:r>
+      <w:r>
+        <w:rPr>
+          <w:rFonts w:hint="default"/>
+          <w:color w:val="FF0000"/>
+          <w:lang w:val="en-US"/>
+        </w:rPr>
+        <w:t xml:space="preserve">junior </w:t>
+      </w:r>
+      <w:r>
+        <w:rPr>
+          <w:rFonts w:hint="default"/>
+          <w:lang w:val="en-US"/>
+        </w:rPr>
+        <w:t>employees</w:t>
+      </w:r>
+    </w:p>
+    <w:p>
+      <w:pPr>
+        <w:keepNext w:val="0"/>
+        <w:keepLines w:val="0"/>
+        <w:widowControl/>
+        <w:numPr>
+          <w:ilvl w:val="0"/>
+          <w:numId w:val="2"/>
+        </w:numPr>
+        <w:suppressLineNumbers w:val="0"/>
+        <w:ind w:left="0" w:leftChars="0" w:firstLine="0" w:firstLineChars="0"/>
+        <w:jc w:val="left"/>
+        <w:rPr>
+          <w:rFonts w:hint="default"/>
+          <w:lang w:val="en-US"/>
+        </w:rPr>
+      </w:pPr>
+      <w:r>
+        <w:rPr>
+          <w:rFonts w:hint="default"/>
+          <w:lang w:val="en-US"/>
+        </w:rPr>
+        <w:t xml:space="preserve">The scholarship is open to students from </w:t>
+      </w:r>
+      <w:r>
+        <w:rPr>
+          <w:rFonts w:hint="default"/>
+          <w:color w:val="FF0000"/>
+          <w:lang w:val="en-US"/>
+        </w:rPr>
+        <w:t xml:space="preserve">all </w:t>
+      </w:r>
+      <w:r>
+        <w:rPr>
+          <w:rFonts w:hint="default"/>
+          <w:lang w:val="en-US"/>
+        </w:rPr>
+        <w:t>backgrounds</w:t>
+      </w:r>
+    </w:p>
+    <w:p>
+      <w:pPr>
+        <w:keepNext w:val="0"/>
+        <w:keepLines w:val="0"/>
+        <w:widowControl/>
+        <w:numPr>
+          <w:ilvl w:val="0"/>
+          <w:numId w:val="2"/>
+        </w:numPr>
+        <w:suppressLineNumbers w:val="0"/>
+        <w:ind w:left="0" w:leftChars="0" w:firstLine="0" w:firstLineChars="0"/>
+        <w:jc w:val="left"/>
+        <w:rPr>
+          <w:rFonts w:hint="default"/>
+          <w:lang w:val="en-US"/>
+        </w:rPr>
+      </w:pPr>
+      <w:r>
+        <w:rPr>
+          <w:rFonts w:hint="default"/>
+          <w:lang w:val="en-US"/>
+        </w:rPr>
+        <w:t>Linh has engaged to her university friend for 6 months</w:t>
+      </w:r>
+    </w:p>
+    <w:p>
+      <w:pPr>
+        <w:keepNext w:val="0"/>
+        <w:keepLines w:val="0"/>
+        <w:widowControl/>
+        <w:numPr>
+          <w:ilvl w:val="0"/>
+          <w:numId w:val="2"/>
+        </w:numPr>
+        <w:suppressLineNumbers w:val="0"/>
+        <w:ind w:left="0" w:leftChars="0" w:firstLine="0" w:firstLineChars="0"/>
+        <w:jc w:val="left"/>
+        <w:rPr>
+          <w:rFonts w:hint="default"/>
+          <w:lang w:val="en-US"/>
+        </w:rPr>
+      </w:pPr>
+      <w:r>
+        <w:rPr>
+          <w:rFonts w:hint="default"/>
+          <w:lang w:val="en-US"/>
+        </w:rPr>
+        <w:t>They were engaged after many years together</w:t>
+      </w:r>
+    </w:p>
+    <w:p>
+      <w:pPr>
+        <w:keepNext w:val="0"/>
+        <w:keepLines w:val="0"/>
+        <w:widowControl/>
+        <w:numPr>
+          <w:ilvl w:val="0"/>
+          <w:numId w:val="2"/>
+        </w:numPr>
+        <w:suppressLineNumbers w:val="0"/>
+        <w:ind w:left="0" w:leftChars="0" w:firstLine="0" w:firstLineChars="0"/>
+        <w:jc w:val="left"/>
+        <w:rPr>
+          <w:rFonts w:hint="default"/>
+          <w:lang w:val="en-US"/>
+        </w:rPr>
+      </w:pPr>
+      <w:r>
+        <w:rPr>
+          <w:rFonts w:hint="default"/>
+          <w:lang w:val="en-US"/>
+        </w:rPr>
+        <w:t xml:space="preserve">The new employee </w:t>
+      </w:r>
+      <w:r>
+        <w:rPr>
+          <w:rFonts w:hint="default"/>
+          <w:color w:val="FF0000"/>
+          <w:lang w:val="en-US"/>
+        </w:rPr>
+        <w:t xml:space="preserve">soon </w:t>
+      </w:r>
+      <w:r>
+        <w:rPr>
+          <w:rFonts w:hint="default"/>
+          <w:lang w:val="en-US"/>
+        </w:rPr>
+        <w:t xml:space="preserve">became accustomed to working </w:t>
+      </w:r>
+      <w:r>
+        <w:rPr>
+          <w:rFonts w:hint="default"/>
+          <w:color w:val="FF0000"/>
+          <w:lang w:val="en-US"/>
+        </w:rPr>
+        <w:t xml:space="preserve">across </w:t>
+      </w:r>
+      <w:r>
+        <w:rPr>
+          <w:rFonts w:hint="default"/>
+          <w:lang w:val="en-US"/>
+        </w:rPr>
+        <w:t>different time zones</w:t>
+      </w:r>
+    </w:p>
+    <w:p>
+      <w:pPr>
+        <w:keepNext w:val="0"/>
+        <w:keepLines w:val="0"/>
+        <w:widowControl/>
+        <w:numPr>
+          <w:ilvl w:val="0"/>
+          <w:numId w:val="2"/>
+        </w:numPr>
+        <w:suppressLineNumbers w:val="0"/>
+        <w:ind w:left="0" w:leftChars="0" w:firstLine="0" w:firstLineChars="0"/>
+        <w:jc w:val="left"/>
+        <w:rPr>
+          <w:rFonts w:hint="default"/>
+          <w:lang w:val="en-US"/>
+        </w:rPr>
+      </w:pPr>
+      <w:r>
+        <w:rPr>
+          <w:rFonts w:hint="default"/>
+          <w:lang w:val="en-US"/>
+        </w:rPr>
+        <w:t xml:space="preserve">People living near the airport may </w:t>
+      </w:r>
+      <w:r>
+        <w:rPr>
+          <w:rFonts w:hint="default"/>
+          <w:color w:val="FF0000"/>
+          <w:lang w:val="en-US"/>
+        </w:rPr>
+        <w:t>grow accustomed</w:t>
+      </w:r>
+      <w:r>
+        <w:rPr>
+          <w:rFonts w:hint="default"/>
+          <w:lang w:val="en-US"/>
+        </w:rPr>
+        <w:t xml:space="preserve"> to the noise</w:t>
+      </w:r>
+    </w:p>
+    <w:p>
+      <w:pPr>
+        <w:keepNext w:val="0"/>
+        <w:keepLines w:val="0"/>
+        <w:widowControl/>
+        <w:numPr>
+          <w:ilvl w:val="0"/>
+          <w:numId w:val="2"/>
+        </w:numPr>
+        <w:suppressLineNumbers w:val="0"/>
+        <w:ind w:left="0" w:leftChars="0" w:firstLine="0" w:firstLineChars="0"/>
+        <w:jc w:val="left"/>
+        <w:rPr>
+          <w:rFonts w:hint="default"/>
+          <w:lang w:val="en-US"/>
+        </w:rPr>
+      </w:pPr>
+      <w:r>
+        <w:rPr>
+          <w:rFonts w:hint="default"/>
+          <w:lang w:val="en-US"/>
+        </w:rPr>
+        <w:t>It is really delightful to hear the children singing together</w:t>
+      </w:r>
+    </w:p>
+    <w:p>
+      <w:pPr>
+        <w:keepNext w:val="0"/>
+        <w:keepLines w:val="0"/>
+        <w:widowControl/>
+        <w:numPr>
+          <w:ilvl w:val="0"/>
+          <w:numId w:val="2"/>
+        </w:numPr>
+        <w:suppressLineNumbers w:val="0"/>
+        <w:ind w:left="0" w:leftChars="0" w:firstLine="0" w:firstLineChars="0"/>
+        <w:jc w:val="left"/>
+        <w:rPr>
+          <w:rFonts w:hint="default"/>
+          <w:lang w:val="en-US"/>
+        </w:rPr>
+      </w:pPr>
+      <w:r>
+        <w:rPr>
+          <w:rFonts w:hint="default"/>
+          <w:lang w:val="en-US"/>
+        </w:rPr>
+        <w:t>The small garden is a delightful place to visit in the spring</w:t>
+      </w:r>
+    </w:p>
+    <w:p>
+      <w:pPr>
+        <w:keepNext w:val="0"/>
+        <w:keepLines w:val="0"/>
+        <w:widowControl/>
+        <w:numPr>
+          <w:ilvl w:val="0"/>
+          <w:numId w:val="2"/>
+        </w:numPr>
+        <w:suppressLineNumbers w:val="0"/>
+        <w:ind w:left="0" w:leftChars="0" w:firstLine="0" w:firstLineChars="0"/>
+        <w:jc w:val="left"/>
+        <w:rPr>
+          <w:rFonts w:hint="default"/>
+          <w:lang w:val="en-US"/>
+        </w:rPr>
+      </w:pPr>
+      <w:r>
+        <w:rPr>
+          <w:rFonts w:hint="default"/>
+          <w:lang w:val="en-US"/>
+        </w:rPr>
+        <w:t>The melody sounds familiar to me, but I cannot remember its name</w:t>
+      </w:r>
+    </w:p>
+    <w:p>
+      <w:pPr>
+        <w:keepNext w:val="0"/>
+        <w:keepLines w:val="0"/>
+        <w:widowControl/>
+        <w:numPr>
+          <w:ilvl w:val="0"/>
+          <w:numId w:val="2"/>
+        </w:numPr>
+        <w:suppressLineNumbers w:val="0"/>
+        <w:ind w:left="0" w:leftChars="0" w:firstLine="0" w:firstLineChars="0"/>
+        <w:jc w:val="left"/>
+        <w:rPr>
+          <w:rFonts w:hint="default"/>
+          <w:lang w:val="en-US"/>
+        </w:rPr>
+      </w:pPr>
+      <w:r>
+        <w:rPr>
+          <w:rFonts w:hint="default"/>
+          <w:lang w:val="en-US"/>
+        </w:rPr>
+        <w:t>This safety symbol may be familiar to all laboratory staff</w:t>
+      </w:r>
+    </w:p>
+    <w:p>
+      <w:pPr>
+        <w:keepNext w:val="0"/>
+        <w:keepLines w:val="0"/>
+        <w:widowControl/>
+        <w:numPr>
+          <w:ilvl w:val="0"/>
+          <w:numId w:val="2"/>
+        </w:numPr>
+        <w:suppressLineNumbers w:val="0"/>
+        <w:ind w:left="0" w:leftChars="0" w:firstLine="0" w:firstLineChars="0"/>
+        <w:jc w:val="left"/>
+        <w:rPr>
+          <w:rFonts w:hint="default"/>
+          <w:lang w:val="en-US"/>
+        </w:rPr>
+      </w:pPr>
+      <w:r>
+        <w:rPr>
+          <w:rFonts w:hint="default"/>
+          <w:lang w:val="en-US"/>
+        </w:rPr>
+        <w:t>One kilometer is equal to one thousand meters</w:t>
+      </w:r>
+    </w:p>
+    <w:p>
+      <w:pPr>
+        <w:keepNext w:val="0"/>
+        <w:keepLines w:val="0"/>
+        <w:widowControl/>
+        <w:numPr>
+          <w:ilvl w:val="0"/>
+          <w:numId w:val="2"/>
+        </w:numPr>
+        <w:suppressLineNumbers w:val="0"/>
+        <w:ind w:left="0" w:leftChars="0" w:firstLine="0" w:firstLineChars="0"/>
+        <w:jc w:val="left"/>
+        <w:rPr>
+          <w:rFonts w:hint="default"/>
+          <w:lang w:val="en-US"/>
+        </w:rPr>
+      </w:pPr>
+      <w:r>
+        <w:rPr>
+          <w:rFonts w:hint="default"/>
+          <w:lang w:val="en-US"/>
+        </w:rPr>
+        <w:t>Despite her limited experience, she proves that she is equal to the task</w:t>
+      </w:r>
+    </w:p>
+    <w:p>
+      <w:pPr>
+        <w:keepNext w:val="0"/>
+        <w:keepLines w:val="0"/>
+        <w:widowControl/>
+        <w:numPr>
+          <w:ilvl w:val="0"/>
+          <w:numId w:val="2"/>
+        </w:numPr>
+        <w:suppressLineNumbers w:val="0"/>
+        <w:ind w:left="0" w:leftChars="0" w:firstLine="0" w:firstLineChars="0"/>
+        <w:jc w:val="left"/>
+        <w:rPr>
+          <w:rFonts w:hint="default"/>
+          <w:lang w:val="en-US"/>
+        </w:rPr>
+      </w:pPr>
+      <w:r>
+        <w:rPr>
+          <w:rFonts w:hint="default"/>
+          <w:lang w:val="en-US"/>
+        </w:rPr>
+        <w:t xml:space="preserve">Free legal </w:t>
+      </w:r>
+      <w:r>
+        <w:rPr>
+          <w:rFonts w:hint="default"/>
+          <w:color w:val="FF0000"/>
+          <w:lang w:val="en-US"/>
+        </w:rPr>
+        <w:t xml:space="preserve">consultation </w:t>
+      </w:r>
+      <w:r>
+        <w:rPr>
+          <w:rFonts w:hint="default"/>
+          <w:lang w:val="en-US"/>
+        </w:rPr>
+        <w:t>is available to low-income residents</w:t>
+      </w:r>
+    </w:p>
+    <w:p>
+      <w:pPr>
+        <w:keepNext w:val="0"/>
+        <w:keepLines w:val="0"/>
+        <w:widowControl/>
+        <w:numPr>
+          <w:ilvl w:val="0"/>
+          <w:numId w:val="2"/>
+        </w:numPr>
+        <w:suppressLineNumbers w:val="0"/>
+        <w:ind w:left="0" w:leftChars="0" w:firstLine="0" w:firstLineChars="0"/>
+        <w:jc w:val="left"/>
+        <w:rPr>
+          <w:rFonts w:hint="default"/>
+          <w:lang w:val="en-US"/>
+        </w:rPr>
+      </w:pPr>
+      <w:r>
+        <w:rPr>
+          <w:rFonts w:hint="default"/>
+          <w:lang w:val="en-US"/>
+        </w:rPr>
+        <w:t>A technical assistant will be available to answer questions after the workshop</w:t>
+      </w:r>
+    </w:p>
+    <w:p>
+      <w:pPr>
+        <w:keepNext w:val="0"/>
+        <w:keepLines w:val="0"/>
+        <w:widowControl/>
+        <w:numPr>
+          <w:ilvl w:val="0"/>
+          <w:numId w:val="2"/>
+        </w:numPr>
+        <w:suppressLineNumbers w:val="0"/>
+        <w:ind w:left="0" w:leftChars="0" w:firstLine="0" w:firstLineChars="0"/>
+        <w:jc w:val="left"/>
+        <w:rPr>
+          <w:rFonts w:hint="default"/>
+          <w:lang w:val="en-US"/>
+        </w:rPr>
+      </w:pPr>
+      <w:r>
+        <w:rPr>
+          <w:rFonts w:hint="default"/>
+          <w:lang w:val="en-US"/>
+        </w:rPr>
+        <w:t xml:space="preserve">Companies which are greedy </w:t>
+      </w:r>
+      <w:r>
+        <w:rPr>
+          <w:rFonts w:hint="default"/>
+          <w:color w:val="FF0000"/>
+          <w:lang w:val="en-US"/>
+        </w:rPr>
+        <w:t xml:space="preserve">for </w:t>
+      </w:r>
+      <w:r>
+        <w:rPr>
+          <w:rFonts w:hint="default"/>
+          <w:lang w:val="en-US"/>
+        </w:rPr>
+        <w:t xml:space="preserve">short-term profit may </w:t>
+      </w:r>
+      <w:r>
+        <w:rPr>
+          <w:rFonts w:hint="default"/>
+          <w:color w:val="FF0000"/>
+          <w:lang w:val="en-US"/>
+        </w:rPr>
+        <w:t xml:space="preserve">neglect </w:t>
+      </w:r>
+      <w:r>
+        <w:rPr>
+          <w:rFonts w:hint="default"/>
+          <w:lang w:val="en-US"/>
+        </w:rPr>
+        <w:t>worker safety</w:t>
+      </w:r>
+    </w:p>
+    <w:p>
+      <w:pPr>
+        <w:keepNext w:val="0"/>
+        <w:keepLines w:val="0"/>
+        <w:widowControl/>
+        <w:numPr>
+          <w:ilvl w:val="0"/>
+          <w:numId w:val="2"/>
+        </w:numPr>
+        <w:suppressLineNumbers w:val="0"/>
+        <w:ind w:left="0" w:leftChars="0" w:firstLine="0" w:firstLineChars="0"/>
+        <w:jc w:val="left"/>
+        <w:rPr>
+          <w:rFonts w:hint="default"/>
+          <w:lang w:val="en-US"/>
+        </w:rPr>
+      </w:pPr>
+      <w:r>
+        <w:rPr>
+          <w:rFonts w:hint="default"/>
+          <w:lang w:val="en-US"/>
+        </w:rPr>
+        <w:t>The politician became greedy for power and refused/declined to share responsibility</w:t>
+      </w:r>
+    </w:p>
+    <w:p>
+      <w:pPr>
+        <w:keepNext w:val="0"/>
+        <w:keepLines w:val="0"/>
+        <w:widowControl/>
+        <w:numPr>
+          <w:ilvl w:val="0"/>
+          <w:numId w:val="2"/>
+        </w:numPr>
+        <w:suppressLineNumbers w:val="0"/>
+        <w:ind w:left="0" w:leftChars="0" w:firstLine="0" w:firstLineChars="0"/>
+        <w:jc w:val="left"/>
+        <w:rPr>
+          <w:rFonts w:hint="default"/>
+          <w:lang w:val="en-US"/>
+        </w:rPr>
+      </w:pPr>
+      <w:r>
+        <w:rPr>
+          <w:rFonts w:hint="default"/>
+          <w:lang w:val="en-US"/>
+        </w:rPr>
+        <w:t xml:space="preserve">The old bridge is </w:t>
+      </w:r>
+      <w:r>
+        <w:rPr>
+          <w:rFonts w:hint="default"/>
+          <w:color w:val="FF0000"/>
+          <w:lang w:val="en-US"/>
+        </w:rPr>
+        <w:t>no longer</w:t>
+      </w:r>
+      <w:r>
+        <w:rPr>
+          <w:rFonts w:hint="default"/>
+          <w:lang w:val="en-US"/>
+        </w:rPr>
+        <w:t xml:space="preserve"> fit for </w:t>
+      </w:r>
+      <w:r>
+        <w:rPr>
+          <w:rFonts w:hint="default"/>
+          <w:color w:val="FF0000"/>
+          <w:lang w:val="en-US"/>
+        </w:rPr>
+        <w:t>heavy vehicles</w:t>
+      </w:r>
+    </w:p>
+    <w:p>
+      <w:pPr>
+        <w:keepNext w:val="0"/>
+        <w:keepLines w:val="0"/>
+        <w:widowControl/>
+        <w:numPr>
+          <w:ilvl w:val="0"/>
+          <w:numId w:val="2"/>
+        </w:numPr>
+        <w:suppressLineNumbers w:val="0"/>
+        <w:ind w:left="0" w:leftChars="0" w:firstLine="0" w:firstLineChars="0"/>
+        <w:jc w:val="left"/>
+        <w:rPr>
+          <w:rFonts w:hint="default"/>
+          <w:lang w:val="en-US"/>
+        </w:rPr>
+      </w:pPr>
+      <w:r>
+        <w:rPr>
+          <w:rFonts w:hint="default"/>
+          <w:lang w:val="en-US"/>
+        </w:rPr>
+        <w:t xml:space="preserve">After </w:t>
+      </w:r>
+      <w:r>
+        <w:rPr>
+          <w:rFonts w:hint="default"/>
+          <w:color w:val="FF0000"/>
+          <w:lang w:val="en-US"/>
+        </w:rPr>
+        <w:t>a medical check-up</w:t>
+      </w:r>
+      <w:r>
+        <w:rPr>
+          <w:rFonts w:hint="default"/>
+          <w:lang w:val="en-US"/>
+        </w:rPr>
+        <w:t xml:space="preserve">, she was declared </w:t>
+      </w:r>
+      <w:r>
+        <w:rPr>
+          <w:rFonts w:hint="default"/>
+          <w:color w:val="FF0000"/>
+          <w:lang w:val="en-US"/>
+        </w:rPr>
+        <w:t>fit for work</w:t>
+      </w:r>
+    </w:p>
+    <w:p>
+      <w:pPr>
+        <w:numPr>
+          <w:ilvl w:val="0"/>
+          <w:numId w:val="2"/>
+        </w:numPr>
+        <w:ind w:left="0" w:leftChars="0" w:firstLine="0" w:firstLineChars="0"/>
+        <w:rPr>
+          <w:rFonts w:hint="default"/>
+          <w:lang w:val="en-US"/>
+        </w:rPr>
+      </w:pPr>
+      <w:r>
+        <w:rPr>
+          <w:rFonts w:hint="default"/>
+          <w:lang w:val="en-US"/>
+        </w:rPr>
+        <w:t>I am clumsy at dancing, but I still love the class</w:t>
+      </w:r>
+      <w:r>
+        <w:rPr>
+          <w:rFonts w:hint="default"/>
+          <w:lang w:val="en-US"/>
+        </w:rPr>
+        <w:tab/>
+      </w:r>
+    </w:p>
+    <w:p>
+      <w:pPr>
+        <w:numPr>
+          <w:ilvl w:val="0"/>
+          <w:numId w:val="2"/>
+        </w:numPr>
+        <w:ind w:left="0" w:leftChars="0" w:firstLine="0" w:firstLineChars="0"/>
+        <w:rPr>
+          <w:rFonts w:hint="default"/>
+          <w:lang w:val="en-US"/>
+        </w:rPr>
+      </w:pPr>
+      <w:r>
+        <w:rPr>
+          <w:rFonts w:hint="default"/>
+          <w:lang w:val="en-US"/>
+        </w:rPr>
+        <w:t>He is clumsy at expressing sympathy in difficult situations</w:t>
+      </w:r>
+    </w:p>
+    <w:p>
+      <w:pPr>
+        <w:numPr>
+          <w:ilvl w:val="0"/>
+          <w:numId w:val="2"/>
+        </w:numPr>
+        <w:ind w:left="0" w:leftChars="0" w:firstLine="0" w:firstLineChars="0"/>
+        <w:rPr>
+          <w:rFonts w:hint="default"/>
+          <w:lang w:val="en-US"/>
+        </w:rPr>
+      </w:pPr>
+      <w:r>
+        <w:rPr>
+          <w:rFonts w:hint="default"/>
+          <w:lang w:val="en-US"/>
+        </w:rPr>
+        <w:t xml:space="preserve">She is clever to finding simple solutions </w:t>
+      </w:r>
+      <w:r>
+        <w:rPr>
+          <w:rFonts w:hint="default"/>
+          <w:color w:val="FF0000"/>
+          <w:lang w:val="en-US"/>
+        </w:rPr>
+        <w:t xml:space="preserve">to </w:t>
+      </w:r>
+      <w:r>
+        <w:rPr>
+          <w:rFonts w:hint="default"/>
+          <w:lang w:val="en-US"/>
+        </w:rPr>
+        <w:t>technical problems</w:t>
+      </w:r>
+    </w:p>
+    <w:p>
+      <w:pPr>
+        <w:numPr>
+          <w:ilvl w:val="0"/>
+          <w:numId w:val="2"/>
+        </w:numPr>
+        <w:ind w:left="0" w:leftChars="0" w:firstLine="0" w:firstLineChars="0"/>
+        <w:rPr>
+          <w:rFonts w:hint="default"/>
+          <w:lang w:val="en-US"/>
+        </w:rPr>
+      </w:pPr>
+      <w:r>
+        <w:rPr>
+          <w:rFonts w:hint="default"/>
+          <w:lang w:val="en-US"/>
+        </w:rPr>
+        <w:t xml:space="preserve">The child is </w:t>
+      </w:r>
+      <w:r>
+        <w:rPr>
+          <w:rFonts w:hint="default"/>
+          <w:color w:val="FF0000"/>
+          <w:lang w:val="en-US"/>
+        </w:rPr>
+        <w:t xml:space="preserve">particularly </w:t>
+      </w:r>
+      <w:r>
+        <w:rPr>
+          <w:rFonts w:hint="default"/>
+          <w:lang w:val="en-US"/>
+        </w:rPr>
+        <w:t>clever at mental arithmetic</w:t>
+      </w:r>
+    </w:p>
+    <w:p>
+      <w:pPr>
+        <w:numPr>
+          <w:ilvl w:val="0"/>
+          <w:numId w:val="2"/>
+        </w:numPr>
+        <w:ind w:left="0" w:leftChars="0" w:firstLine="0" w:firstLineChars="0"/>
+        <w:rPr>
+          <w:rFonts w:hint="default"/>
+          <w:lang w:val="en-US"/>
+        </w:rPr>
+      </w:pPr>
+      <w:r>
+        <w:rPr>
+          <w:rFonts w:hint="default"/>
+          <w:lang w:val="en-US"/>
+        </w:rPr>
+        <w:t xml:space="preserve">Residents were shocked at the suddenly spike </w:t>
+      </w:r>
+      <w:r>
+        <w:rPr>
+          <w:rFonts w:hint="default"/>
+          <w:color w:val="FF0000"/>
+          <w:lang w:val="en-US"/>
+        </w:rPr>
+        <w:t xml:space="preserve">in </w:t>
+      </w:r>
+      <w:r>
+        <w:rPr>
+          <w:rFonts w:hint="default"/>
+          <w:lang w:val="en-US"/>
+        </w:rPr>
+        <w:t>water prices</w:t>
+      </w:r>
+    </w:p>
+    <w:p>
+      <w:pPr>
+        <w:numPr>
+          <w:ilvl w:val="0"/>
+          <w:numId w:val="2"/>
+        </w:numPr>
+        <w:ind w:left="0" w:leftChars="0" w:firstLine="0" w:firstLineChars="0"/>
+        <w:rPr>
+          <w:rFonts w:hint="default"/>
+          <w:lang w:val="en-US"/>
+        </w:rPr>
+      </w:pPr>
+      <w:r>
+        <w:rPr>
+          <w:rFonts w:hint="default"/>
+          <w:lang w:val="en-US"/>
+        </w:rPr>
+        <w:t xml:space="preserve">The public </w:t>
+      </w:r>
+      <w:r>
+        <w:rPr>
+          <w:rFonts w:hint="default"/>
+          <w:color w:val="FF0000"/>
+          <w:lang w:val="en-US"/>
+        </w:rPr>
+        <w:t xml:space="preserve">was </w:t>
+      </w:r>
+      <w:r>
+        <w:rPr>
+          <w:rFonts w:hint="default"/>
+          <w:lang w:val="en-US"/>
+        </w:rPr>
+        <w:t>shocked at how</w:t>
+      </w:r>
       <w:bookmarkStart w:id="0" w:name="_GoBack"/>
       <w:bookmarkEnd w:id="0"/>
-    </w:p>
-    <w:p>
-      <w:pPr>
-        <w:numPr>
-          <w:numId w:val="0"/>
-        </w:numPr>
-        <w:rPr>
-          <w:rFonts w:hint="default"/>
-          <w:lang w:val="en-US"/>
-        </w:rPr>
-      </w:pPr>
-    </w:p>
-    <w:p>
-      <w:pPr>
-        <w:numPr>
-          <w:numId w:val="0"/>
-        </w:numPr>
-        <w:rPr>
-          <w:rFonts w:hint="default"/>
-          <w:lang w:val="en-US"/>
-        </w:rPr>
-      </w:pPr>
+      <w:r>
+        <w:rPr>
+          <w:rFonts w:hint="default"/>
+          <w:lang w:val="en-US"/>
+        </w:rPr>
+        <w:t xml:space="preserve"> badly the animals were treated</w:t>
+      </w:r>
+    </w:p>
+    <w:p>
+      <w:pPr>
+        <w:numPr>
+          <w:ilvl w:val="0"/>
+          <w:numId w:val="2"/>
+        </w:numPr>
+        <w:ind w:left="0" w:leftChars="0" w:firstLine="0" w:firstLineChars="0"/>
+        <w:rPr>
+          <w:rFonts w:hint="default"/>
+          <w:lang w:val="en-US"/>
+        </w:rPr>
+      </w:pPr>
+      <w:r>
+        <w:rPr>
+          <w:rFonts w:hint="default"/>
+          <w:lang w:val="en-US"/>
+        </w:rPr>
+        <w:t>I was amazed at how fast the new employee learned the system</w:t>
+      </w:r>
+    </w:p>
+    <w:p>
+      <w:pPr>
+        <w:numPr>
+          <w:ilvl w:val="0"/>
+          <w:numId w:val="2"/>
+        </w:numPr>
+        <w:ind w:left="0" w:leftChars="0" w:firstLine="0" w:firstLineChars="0"/>
+        <w:rPr>
+          <w:rFonts w:hint="default"/>
+          <w:lang w:val="en-US"/>
+        </w:rPr>
+      </w:pPr>
+      <w:r>
+        <w:rPr>
+          <w:rFonts w:hint="default"/>
+          <w:lang w:val="en-US"/>
+        </w:rPr>
+        <w:t>Residents are fed up with the constant noise from nighttime construction</w:t>
+      </w:r>
+    </w:p>
+    <w:p>
+      <w:pPr>
+        <w:numPr>
+          <w:ilvl w:val="0"/>
+          <w:numId w:val="2"/>
+        </w:numPr>
+        <w:ind w:left="0" w:leftChars="0" w:firstLine="0" w:firstLineChars="0"/>
+        <w:rPr>
+          <w:rFonts w:hint="default"/>
+          <w:lang w:val="en-US"/>
+        </w:rPr>
+      </w:pPr>
+      <w:r>
+        <w:rPr>
+          <w:rFonts w:hint="default"/>
+          <w:lang w:val="en-US"/>
+        </w:rPr>
+        <w:t xml:space="preserve">She was fed up with </w:t>
+      </w:r>
+      <w:r>
+        <w:rPr>
+          <w:rFonts w:hint="default"/>
+          <w:color w:val="FF0000"/>
+          <w:lang w:val="en-US"/>
+        </w:rPr>
+        <w:t>working unpaid overtime</w:t>
+      </w:r>
+      <w:r>
+        <w:rPr>
+          <w:rFonts w:hint="default"/>
+          <w:lang w:val="en-US"/>
+        </w:rPr>
+        <w:t xml:space="preserve"> every week</w:t>
+      </w:r>
+    </w:p>
+    <w:p>
+      <w:pPr>
+        <w:numPr>
+          <w:ilvl w:val="0"/>
+          <w:numId w:val="2"/>
+        </w:numPr>
+        <w:ind w:left="0" w:leftChars="0" w:firstLine="0" w:firstLineChars="0"/>
+        <w:rPr>
+          <w:rFonts w:hint="default"/>
+          <w:lang w:val="en-US"/>
+        </w:rPr>
+      </w:pPr>
+      <w:r>
+        <w:rPr>
+          <w:rFonts w:hint="default"/>
+          <w:lang w:val="en-US"/>
+        </w:rPr>
+        <w:t>All new employees should become acquainted with the safety procedures</w:t>
+      </w:r>
+    </w:p>
+    <w:p>
+      <w:pPr>
+        <w:numPr>
+          <w:ilvl w:val="0"/>
+          <w:numId w:val="2"/>
+        </w:numPr>
+        <w:ind w:left="0" w:leftChars="0" w:firstLine="0" w:firstLineChars="0"/>
+        <w:rPr>
+          <w:rFonts w:hint="default"/>
+          <w:lang w:val="en-US"/>
+        </w:rPr>
+      </w:pPr>
+      <w:r>
+        <w:rPr>
+          <w:rFonts w:hint="default"/>
+          <w:lang w:val="en-US"/>
+        </w:rPr>
+        <w:t>I am acquainted with her, but we have never worked together</w:t>
+      </w:r>
+    </w:p>
+    <w:p>
+      <w:pPr>
+        <w:numPr>
+          <w:ilvl w:val="0"/>
+          <w:numId w:val="2"/>
+        </w:numPr>
+        <w:ind w:left="0" w:leftChars="0" w:firstLine="0" w:firstLineChars="0"/>
+        <w:rPr>
+          <w:rFonts w:hint="default"/>
+          <w:lang w:val="en-US"/>
+        </w:rPr>
+      </w:pPr>
+      <w:r>
+        <w:rPr>
+          <w:rFonts w:hint="default"/>
+          <w:lang w:val="en-US"/>
+        </w:rPr>
+        <w:t>Some experts are doubtful about the long-term benefits of the policy</w:t>
+      </w:r>
+    </w:p>
+    <w:p>
+      <w:pPr>
+        <w:numPr>
+          <w:ilvl w:val="0"/>
+          <w:numId w:val="2"/>
+        </w:numPr>
+        <w:ind w:left="0" w:leftChars="0" w:firstLine="0" w:firstLineChars="0"/>
+        <w:rPr>
+          <w:rFonts w:hint="default"/>
+          <w:lang w:val="en-US"/>
+        </w:rPr>
+      </w:pPr>
+      <w:r>
+        <w:rPr>
+          <w:rFonts w:hint="default"/>
+          <w:lang w:val="en-US"/>
+        </w:rPr>
+        <w:t xml:space="preserve">I am not doubtful that </w:t>
+      </w:r>
+      <w:r>
+        <w:rPr>
+          <w:rFonts w:hint="default"/>
+          <w:color w:val="FF0000"/>
+          <w:lang w:val="en-US"/>
+        </w:rPr>
+        <w:t>the repairs</w:t>
+      </w:r>
+      <w:r>
+        <w:rPr>
+          <w:rFonts w:hint="default"/>
+          <w:lang w:val="en-US"/>
+        </w:rPr>
+        <w:t xml:space="preserve"> can be completed by Friday</w:t>
+      </w:r>
+    </w:p>
+    <w:p>
+      <w:pPr>
+        <w:numPr>
+          <w:ilvl w:val="0"/>
+          <w:numId w:val="2"/>
+        </w:numPr>
+        <w:ind w:left="0" w:leftChars="0" w:firstLine="0" w:firstLineChars="0"/>
+        <w:rPr>
+          <w:rFonts w:hint="default"/>
+          <w:lang w:val="en-US"/>
+        </w:rPr>
+      </w:pPr>
+      <w:r>
+        <w:rPr>
+          <w:rFonts w:hint="default"/>
+          <w:lang w:val="en-US"/>
+        </w:rPr>
+        <w:t>The local residents were involved in planning the new public park</w:t>
+      </w:r>
+    </w:p>
+    <w:p>
+      <w:pPr>
+        <w:numPr>
+          <w:ilvl w:val="0"/>
+          <w:numId w:val="2"/>
+        </w:numPr>
+        <w:ind w:left="0" w:leftChars="0" w:firstLine="0" w:firstLineChars="0"/>
+        <w:rPr>
+          <w:rFonts w:hint="default"/>
+          <w:lang w:val="en-US"/>
+        </w:rPr>
+      </w:pPr>
+      <w:r>
+        <w:rPr>
+          <w:rFonts w:hint="default"/>
+          <w:lang w:val="en-US"/>
+        </w:rPr>
+        <w:t xml:space="preserve">The company </w:t>
+      </w:r>
+      <w:r>
+        <w:rPr>
+          <w:rFonts w:hint="default"/>
+          <w:color w:val="FF0000"/>
+          <w:lang w:val="en-US"/>
+        </w:rPr>
+        <w:t xml:space="preserve">denied </w:t>
+      </w:r>
+      <w:r>
+        <w:rPr>
+          <w:rFonts w:hint="default"/>
+          <w:lang w:val="en-US"/>
+        </w:rPr>
+        <w:t>being involved in illegal waste disposal</w:t>
+      </w:r>
+    </w:p>
+    <w:p>
+      <w:pPr>
+        <w:numPr>
+          <w:ilvl w:val="0"/>
+          <w:numId w:val="2"/>
+        </w:numPr>
+        <w:ind w:left="0" w:leftChars="0" w:firstLine="0" w:firstLineChars="0"/>
+        <w:rPr>
+          <w:rFonts w:hint="default"/>
+          <w:lang w:val="en-US"/>
+        </w:rPr>
+      </w:pPr>
+      <w:r>
+        <w:rPr>
+          <w:rFonts w:hint="default"/>
+          <w:lang w:val="en-US"/>
+        </w:rPr>
+        <w:t xml:space="preserve">Children </w:t>
+      </w:r>
+      <w:r>
+        <w:rPr>
+          <w:rFonts w:hint="default"/>
+          <w:color w:val="FF0000"/>
+          <w:lang w:val="en-US"/>
+        </w:rPr>
+        <w:t>with an iron-deficient</w:t>
+      </w:r>
+      <w:r>
+        <w:rPr>
+          <w:rFonts w:hint="default"/>
+          <w:lang w:val="en-US"/>
+        </w:rPr>
+        <w:t xml:space="preserve"> diet may feel constantly tired</w:t>
+      </w:r>
+    </w:p>
+    <w:p>
+      <w:pPr>
+        <w:numPr>
+          <w:ilvl w:val="0"/>
+          <w:numId w:val="2"/>
+        </w:numPr>
+        <w:ind w:left="0" w:leftChars="0" w:firstLine="0" w:firstLineChars="0"/>
+        <w:rPr>
+          <w:rFonts w:hint="default"/>
+          <w:lang w:val="en-US"/>
+        </w:rPr>
+      </w:pPr>
+      <w:r>
+        <w:rPr>
+          <w:rFonts w:hint="default"/>
+          <w:lang w:val="en-US"/>
+        </w:rPr>
+        <w:t>This proposal is deficient in practical detail</w:t>
+      </w:r>
     </w:p>
     <w:sectPr>
       <w:pgSz w:w="11906" w:h="16838"/>
@@ -489,8 +3470,23 @@
       <w:lvlJc w:val="left"/>
     </w:lvl>
   </w:abstractNum>
+  <w:abstractNum w:abstractNumId="1">
+    <w:nsid w:val="437A3C3F"/>
+    <w:multiLevelType w:val="singleLevel"/>
+    <w:tmpl w:val="437A3C3F"/>
+    <w:lvl w:ilvl="0" w:tentative="0">
+      <w:start w:val="1"/>
+      <w:numFmt w:val="decimal"/>
+      <w:suff w:val="space"/>
+      <w:lvlText w:val="%1."/>
+      <w:lvlJc w:val="left"/>
+    </w:lvl>
+  </w:abstractNum>
   <w:num w:numId="1">
     <w:abstractNumId w:val="0"/>
+  </w:num>
+  <w:num w:numId="2">
+    <w:abstractNumId w:val="1"/>
   </w:num>
 </w:numbering>
 </file>
@@ -500,7 +3496,7 @@
   <w:docDefaults>
     <w:rPrDefault>
       <w:rPr>
-        <w:rFonts w:asciiTheme="minorHAnsi" w:hAnsiTheme="minorHAnsi" w:eastAsiaTheme="minorEastAsia" w:cstheme="minorBidi"/>
+        <w:rFonts w:ascii="Times New Roman" w:hAnsi="Times New Roman" w:eastAsia="SimSun" w:cs="Times New Roman"/>
       </w:rPr>
     </w:rPrDefault>
     <w:pPrDefault/>
